--- a/conteudo word/html-css 3.docx
+++ b/conteudo word/html-css 3.docx
@@ -215,6 +215,452 @@
           <w:szCs w:val="32"/>
         </w:rPr>
       </w:pPr>
+      <w:r>
+        <w:rPr>
+          <w:rFonts w:ascii="Arial" w:hAnsi="Arial" w:cs="Arial"/>
+          <w:sz w:val="32"/>
+          <w:szCs w:val="32"/>
+        </w:rPr>
+        <w:t xml:space="preserve">No github, conseguimos deixar repositórios públicos, ao criar, e podemos também criar páginas, para os nossos projetos, em settings dentro do repositório, e </w:t>
+      </w:r>
+      <w:proofErr w:type="spellStart"/>
+      <w:r>
+        <w:rPr>
+          <w:rFonts w:ascii="Arial" w:hAnsi="Arial" w:cs="Arial"/>
+          <w:sz w:val="32"/>
+          <w:szCs w:val="32"/>
+        </w:rPr>
+        <w:t>pages</w:t>
+      </w:r>
+      <w:proofErr w:type="spellEnd"/>
+      <w:r>
+        <w:rPr>
+          <w:rFonts w:ascii="Arial" w:hAnsi="Arial" w:cs="Arial"/>
+          <w:sz w:val="32"/>
+          <w:szCs w:val="32"/>
+        </w:rPr>
+        <w:t xml:space="preserve"> dentro de settings.</w:t>
+      </w:r>
+    </w:p>
+    <w:p>
+      <w:pPr>
+        <w:rPr>
+          <w:rFonts w:ascii="Arial" w:hAnsi="Arial" w:cs="Arial"/>
+          <w:sz w:val="32"/>
+          <w:szCs w:val="32"/>
+        </w:rPr>
+      </w:pPr>
+    </w:p>
+    <w:p>
+      <w:pPr>
+        <w:rPr>
+          <w:rFonts w:ascii="Arial" w:hAnsi="Arial" w:cs="Arial"/>
+          <w:sz w:val="32"/>
+          <w:szCs w:val="32"/>
+        </w:rPr>
+      </w:pPr>
+      <w:r>
+        <w:rPr>
+          <w:rFonts w:ascii="Arial" w:hAnsi="Arial" w:cs="Arial"/>
+          <w:sz w:val="32"/>
+          <w:szCs w:val="32"/>
+        </w:rPr>
+        <w:t xml:space="preserve">Toda vez que fizemos alguma atualização, temos que dar um </w:t>
+      </w:r>
+      <w:proofErr w:type="spellStart"/>
+      <w:r>
+        <w:rPr>
+          <w:rFonts w:ascii="Arial" w:hAnsi="Arial" w:cs="Arial"/>
+          <w:sz w:val="32"/>
+          <w:szCs w:val="32"/>
+        </w:rPr>
+        <w:t>commit</w:t>
+      </w:r>
+      <w:proofErr w:type="spellEnd"/>
+      <w:r>
+        <w:rPr>
+          <w:rFonts w:ascii="Arial" w:hAnsi="Arial" w:cs="Arial"/>
+          <w:sz w:val="32"/>
+          <w:szCs w:val="32"/>
+        </w:rPr>
+        <w:t xml:space="preserve"> (atualização do que foi feito) podendo colocar um nome para atualização, e uma descrição sobre a atualização.</w:t>
+      </w:r>
+    </w:p>
+    <w:p>
+      <w:pPr>
+        <w:rPr>
+          <w:rFonts w:ascii="Arial" w:hAnsi="Arial" w:cs="Arial"/>
+          <w:sz w:val="32"/>
+          <w:szCs w:val="32"/>
+        </w:rPr>
+      </w:pPr>
+      <w:r>
+        <w:rPr>
+          <w:rFonts w:ascii="Arial" w:hAnsi="Arial" w:cs="Arial"/>
+          <w:sz w:val="32"/>
+          <w:szCs w:val="32"/>
+        </w:rPr>
+        <w:lastRenderedPageBreak/>
+        <w:t xml:space="preserve">Após o </w:t>
+      </w:r>
+      <w:proofErr w:type="spellStart"/>
+      <w:r>
+        <w:rPr>
+          <w:rFonts w:ascii="Arial" w:hAnsi="Arial" w:cs="Arial"/>
+          <w:sz w:val="32"/>
+          <w:szCs w:val="32"/>
+        </w:rPr>
+        <w:t>commit</w:t>
+      </w:r>
+      <w:proofErr w:type="spellEnd"/>
+      <w:r>
+        <w:rPr>
+          <w:rFonts w:ascii="Arial" w:hAnsi="Arial" w:cs="Arial"/>
+          <w:sz w:val="32"/>
+          <w:szCs w:val="32"/>
+        </w:rPr>
+        <w:t xml:space="preserve">, é necessário dar um </w:t>
+      </w:r>
+      <w:proofErr w:type="spellStart"/>
+      <w:r>
+        <w:rPr>
+          <w:rFonts w:ascii="Arial" w:hAnsi="Arial" w:cs="Arial"/>
+          <w:sz w:val="32"/>
+          <w:szCs w:val="32"/>
+        </w:rPr>
+        <w:t>push</w:t>
+      </w:r>
+      <w:proofErr w:type="spellEnd"/>
+      <w:r>
+        <w:rPr>
+          <w:rFonts w:ascii="Arial" w:hAnsi="Arial" w:cs="Arial"/>
+          <w:sz w:val="32"/>
+          <w:szCs w:val="32"/>
+        </w:rPr>
+        <w:t>, para que o conteúdo vá para o github, repositório em nuvem.</w:t>
+      </w:r>
+    </w:p>
+    <w:p>
+      <w:pPr>
+        <w:rPr>
+          <w:rFonts w:ascii="Arial" w:hAnsi="Arial" w:cs="Arial"/>
+          <w:sz w:val="32"/>
+          <w:szCs w:val="32"/>
+        </w:rPr>
+      </w:pPr>
+    </w:p>
+    <w:p>
+      <w:pPr>
+        <w:rPr>
+          <w:rFonts w:ascii="Arial" w:hAnsi="Arial" w:cs="Arial"/>
+          <w:b/>
+          <w:bCs/>
+          <w:sz w:val="36"/>
+          <w:szCs w:val="36"/>
+        </w:rPr>
+      </w:pPr>
+      <w:r>
+        <w:rPr>
+          <w:rFonts w:ascii="Arial" w:hAnsi="Arial" w:cs="Arial"/>
+          <w:b/>
+          <w:bCs/>
+          <w:sz w:val="36"/>
+          <w:szCs w:val="36"/>
+        </w:rPr>
+        <w:t>Comandos aprendidos:</w:t>
+      </w:r>
+    </w:p>
+    <w:p>
+      <w:pPr>
+        <w:rPr>
+          <w:rFonts w:ascii="Arial" w:hAnsi="Arial" w:cs="Arial"/>
+          <w:sz w:val="32"/>
+          <w:szCs w:val="32"/>
+        </w:rPr>
+      </w:pPr>
+    </w:p>
+    <w:p>
+      <w:pPr>
+        <w:rPr>
+          <w:rFonts w:ascii="Arial" w:hAnsi="Arial" w:cs="Arial"/>
+          <w:b/>
+          <w:bCs/>
+          <w:sz w:val="32"/>
+          <w:szCs w:val="32"/>
+        </w:rPr>
+      </w:pPr>
+      <w:r>
+        <w:rPr>
+          <w:rFonts w:ascii="Arial" w:hAnsi="Arial" w:cs="Arial"/>
+          <w:b/>
+          <w:bCs/>
+          <w:sz w:val="32"/>
+          <w:szCs w:val="32"/>
+        </w:rPr>
+        <w:t>Background-</w:t>
+      </w:r>
+      <w:proofErr w:type="spellStart"/>
+      <w:r>
+        <w:rPr>
+          <w:rFonts w:ascii="Arial" w:hAnsi="Arial" w:cs="Arial"/>
+          <w:b/>
+          <w:bCs/>
+          <w:sz w:val="32"/>
+          <w:szCs w:val="32"/>
+        </w:rPr>
+        <w:t>image</w:t>
+      </w:r>
+      <w:proofErr w:type="spellEnd"/>
+      <w:r>
+        <w:rPr>
+          <w:rFonts w:ascii="Arial" w:hAnsi="Arial" w:cs="Arial"/>
+          <w:b/>
+          <w:bCs/>
+          <w:sz w:val="32"/>
+          <w:szCs w:val="32"/>
+        </w:rPr>
+        <w:t xml:space="preserve">; </w:t>
+      </w:r>
+      <w:proofErr w:type="spellStart"/>
+      <w:proofErr w:type="gramStart"/>
+      <w:r>
+        <w:rPr>
+          <w:rFonts w:ascii="Arial" w:hAnsi="Arial" w:cs="Arial"/>
+          <w:b/>
+          <w:bCs/>
+          <w:sz w:val="32"/>
+          <w:szCs w:val="32"/>
+        </w:rPr>
+        <w:t>url</w:t>
+      </w:r>
+      <w:proofErr w:type="spellEnd"/>
+      <w:r>
+        <w:rPr>
+          <w:rFonts w:ascii="Arial" w:hAnsi="Arial" w:cs="Arial"/>
+          <w:b/>
+          <w:bCs/>
+          <w:sz w:val="32"/>
+          <w:szCs w:val="32"/>
+        </w:rPr>
+        <w:t>(</w:t>
+      </w:r>
+      <w:proofErr w:type="gramEnd"/>
+      <w:r>
+        <w:rPr>
+          <w:rFonts w:ascii="Arial" w:hAnsi="Arial" w:cs="Arial"/>
+          <w:b/>
+          <w:bCs/>
+          <w:sz w:val="32"/>
+          <w:szCs w:val="32"/>
+        </w:rPr>
+        <w:t>)</w:t>
+      </w:r>
+    </w:p>
+    <w:p>
+      <w:pPr>
+        <w:rPr>
+          <w:rFonts w:ascii="Arial" w:hAnsi="Arial" w:cs="Arial"/>
+          <w:sz w:val="32"/>
+          <w:szCs w:val="32"/>
+        </w:rPr>
+      </w:pPr>
+      <w:r>
+        <w:rPr>
+          <w:rFonts w:ascii="Arial" w:hAnsi="Arial" w:cs="Arial"/>
+          <w:sz w:val="32"/>
+          <w:szCs w:val="32"/>
+        </w:rPr>
+        <w:t xml:space="preserve">Serve para adicionar uma imagem de fundo no site e/ou </w:t>
+      </w:r>
+      <w:proofErr w:type="spellStart"/>
+      <w:r>
+        <w:rPr>
+          <w:rFonts w:ascii="Arial" w:hAnsi="Arial" w:cs="Arial"/>
+          <w:sz w:val="32"/>
+          <w:szCs w:val="32"/>
+        </w:rPr>
+        <w:t>div</w:t>
+      </w:r>
+      <w:proofErr w:type="spellEnd"/>
+      <w:r>
+        <w:rPr>
+          <w:rFonts w:ascii="Arial" w:hAnsi="Arial" w:cs="Arial"/>
+          <w:sz w:val="32"/>
+          <w:szCs w:val="32"/>
+        </w:rPr>
+        <w:t xml:space="preserve"> escolhida.</w:t>
+      </w:r>
+    </w:p>
+    <w:p>
+      <w:pPr>
+        <w:rPr>
+          <w:rFonts w:ascii="Arial" w:hAnsi="Arial" w:cs="Arial"/>
+          <w:sz w:val="32"/>
+          <w:szCs w:val="32"/>
+        </w:rPr>
+      </w:pPr>
+    </w:p>
+    <w:p>
+      <w:pPr>
+        <w:rPr>
+          <w:rFonts w:ascii="Arial" w:hAnsi="Arial" w:cs="Arial"/>
+          <w:b/>
+          <w:bCs/>
+          <w:sz w:val="32"/>
+          <w:szCs w:val="32"/>
+        </w:rPr>
+      </w:pPr>
+      <w:r>
+        <w:rPr>
+          <w:rFonts w:ascii="Arial" w:hAnsi="Arial" w:cs="Arial"/>
+          <w:b/>
+          <w:bCs/>
+          <w:sz w:val="32"/>
+          <w:szCs w:val="32"/>
+        </w:rPr>
+        <w:t>Background-</w:t>
+      </w:r>
+      <w:proofErr w:type="spellStart"/>
+      <w:r>
+        <w:rPr>
+          <w:rFonts w:ascii="Arial" w:hAnsi="Arial" w:cs="Arial"/>
+          <w:b/>
+          <w:bCs/>
+          <w:sz w:val="32"/>
+          <w:szCs w:val="32"/>
+        </w:rPr>
+        <w:t>repeat</w:t>
+      </w:r>
+      <w:proofErr w:type="spellEnd"/>
+      <w:r>
+        <w:rPr>
+          <w:rFonts w:ascii="Arial" w:hAnsi="Arial" w:cs="Arial"/>
+          <w:b/>
+          <w:bCs/>
+          <w:sz w:val="32"/>
+          <w:szCs w:val="32"/>
+        </w:rPr>
+        <w:t xml:space="preserve">; </w:t>
+      </w:r>
+    </w:p>
+    <w:p>
+      <w:pPr>
+        <w:rPr>
+          <w:rFonts w:ascii="Arial" w:hAnsi="Arial" w:cs="Arial"/>
+          <w:sz w:val="32"/>
+          <w:szCs w:val="32"/>
+        </w:rPr>
+      </w:pPr>
+      <w:r>
+        <w:rPr>
+          <w:rFonts w:ascii="Arial" w:hAnsi="Arial" w:cs="Arial"/>
+          <w:sz w:val="32"/>
+          <w:szCs w:val="32"/>
+        </w:rPr>
+        <w:t xml:space="preserve">Funciona para repetir uma imagem, até que ela preencha completamente o que foi pedido, sendo o body ou uma </w:t>
+      </w:r>
+      <w:proofErr w:type="spellStart"/>
+      <w:r>
+        <w:rPr>
+          <w:rFonts w:ascii="Arial" w:hAnsi="Arial" w:cs="Arial"/>
+          <w:sz w:val="32"/>
+          <w:szCs w:val="32"/>
+        </w:rPr>
+        <w:t>div</w:t>
+      </w:r>
+      <w:proofErr w:type="spellEnd"/>
+      <w:r>
+        <w:rPr>
+          <w:rFonts w:ascii="Arial" w:hAnsi="Arial" w:cs="Arial"/>
+          <w:sz w:val="32"/>
+          <w:szCs w:val="32"/>
+        </w:rPr>
+        <w:t>.</w:t>
+      </w:r>
+    </w:p>
+    <w:p>
+      <w:pPr>
+        <w:rPr>
+          <w:rFonts w:ascii="Arial" w:hAnsi="Arial" w:cs="Arial"/>
+          <w:sz w:val="32"/>
+          <w:szCs w:val="32"/>
+        </w:rPr>
+      </w:pPr>
+    </w:p>
+    <w:p>
+      <w:pPr>
+        <w:rPr>
+          <w:rFonts w:ascii="Arial" w:hAnsi="Arial" w:cs="Arial"/>
+          <w:sz w:val="32"/>
+          <w:szCs w:val="32"/>
+        </w:rPr>
+      </w:pPr>
+      <w:r>
+        <w:rPr>
+          <w:rFonts w:ascii="Arial" w:hAnsi="Arial" w:cs="Arial"/>
+          <w:b/>
+          <w:bCs/>
+          <w:sz w:val="32"/>
+          <w:szCs w:val="32"/>
+        </w:rPr>
+        <w:t>Temos funções x e y</w:t>
+      </w:r>
+      <w:r>
+        <w:rPr>
+          <w:rFonts w:ascii="Arial" w:hAnsi="Arial" w:cs="Arial"/>
+          <w:sz w:val="32"/>
+          <w:szCs w:val="32"/>
+        </w:rPr>
+        <w:t xml:space="preserve"> dentro do </w:t>
+      </w:r>
+      <w:proofErr w:type="spellStart"/>
+      <w:r>
+        <w:rPr>
+          <w:rFonts w:ascii="Arial" w:hAnsi="Arial" w:cs="Arial"/>
+          <w:sz w:val="32"/>
+          <w:szCs w:val="32"/>
+        </w:rPr>
+        <w:t>repeat</w:t>
+      </w:r>
+      <w:proofErr w:type="spellEnd"/>
+      <w:r>
+        <w:rPr>
+          <w:rFonts w:ascii="Arial" w:hAnsi="Arial" w:cs="Arial"/>
+          <w:sz w:val="32"/>
+          <w:szCs w:val="32"/>
+        </w:rPr>
+        <w:t>, sendo X uma linha horizontal e Y uma linha vertical de repetições da imagem.</w:t>
+      </w:r>
+    </w:p>
+    <w:p>
+      <w:pPr>
+        <w:rPr>
+          <w:rFonts w:ascii="Arial" w:hAnsi="Arial" w:cs="Arial"/>
+          <w:sz w:val="32"/>
+          <w:szCs w:val="32"/>
+        </w:rPr>
+      </w:pPr>
+    </w:p>
+    <w:p>
+      <w:pPr>
+        <w:rPr>
+          <w:rFonts w:ascii="Arial" w:hAnsi="Arial" w:cs="Arial"/>
+          <w:b/>
+          <w:bCs/>
+          <w:sz w:val="32"/>
+          <w:szCs w:val="32"/>
+        </w:rPr>
+      </w:pPr>
+      <w:r>
+        <w:rPr>
+          <w:rFonts w:ascii="Arial" w:hAnsi="Arial" w:cs="Arial"/>
+          <w:b/>
+          <w:bCs/>
+          <w:sz w:val="32"/>
+          <w:szCs w:val="32"/>
+        </w:rPr>
+        <w:t>Background-position</w:t>
+      </w:r>
     </w:p>
     <w:p>
       <w:pPr>

--- a/conteudo word/html-css 3.docx
+++ b/conteudo word/html-css 3.docx
@@ -389,6 +389,7 @@
           <w:szCs w:val="32"/>
         </w:rPr>
       </w:pPr>
+      <w:bookmarkStart w:id="0" w:name="_Hlk235178614"/>
       <w:r>
         <w:rPr>
           <w:rFonts w:ascii="Arial" w:hAnsi="Arial" w:cs="Arial"/>
@@ -670,15 +671,2635 @@
           <w:szCs w:val="32"/>
         </w:rPr>
       </w:pPr>
-    </w:p>
-    <w:p>
-      <w:pPr>
-        <w:rPr>
-          <w:rFonts w:ascii="Arial" w:hAnsi="Arial" w:cs="Arial"/>
-          <w:sz w:val="32"/>
-          <w:szCs w:val="32"/>
-        </w:rPr>
-      </w:pPr>
+      <w:r>
+        <w:rPr>
+          <w:rFonts w:ascii="Arial" w:hAnsi="Arial" w:cs="Arial"/>
+          <w:sz w:val="32"/>
+          <w:szCs w:val="32"/>
+        </w:rPr>
+        <w:t xml:space="preserve">Temos position </w:t>
+      </w:r>
+      <w:proofErr w:type="spellStart"/>
+      <w:r>
+        <w:rPr>
+          <w:rFonts w:ascii="Arial" w:hAnsi="Arial" w:cs="Arial"/>
+          <w:sz w:val="32"/>
+          <w:szCs w:val="32"/>
+        </w:rPr>
+        <w:t>left</w:t>
+      </w:r>
+      <w:proofErr w:type="spellEnd"/>
+      <w:r>
+        <w:rPr>
+          <w:rFonts w:ascii="Arial" w:hAnsi="Arial" w:cs="Arial"/>
+          <w:sz w:val="32"/>
+          <w:szCs w:val="32"/>
+        </w:rPr>
+        <w:t xml:space="preserve">-top, </w:t>
+      </w:r>
+      <w:proofErr w:type="spellStart"/>
+      <w:r>
+        <w:rPr>
+          <w:rFonts w:ascii="Arial" w:hAnsi="Arial" w:cs="Arial"/>
+          <w:sz w:val="32"/>
+          <w:szCs w:val="32"/>
+        </w:rPr>
+        <w:t>left</w:t>
+      </w:r>
+      <w:proofErr w:type="spellEnd"/>
+      <w:r>
+        <w:rPr>
+          <w:rFonts w:ascii="Arial" w:hAnsi="Arial" w:cs="Arial"/>
+          <w:sz w:val="32"/>
+          <w:szCs w:val="32"/>
+        </w:rPr>
+        <w:t xml:space="preserve">-center, center, </w:t>
+      </w:r>
+      <w:proofErr w:type="gramStart"/>
+      <w:r>
+        <w:rPr>
+          <w:rFonts w:ascii="Arial" w:hAnsi="Arial" w:cs="Arial"/>
+          <w:sz w:val="32"/>
+          <w:szCs w:val="32"/>
+        </w:rPr>
+        <w:t>center</w:t>
+      </w:r>
+      <w:proofErr w:type="gramEnd"/>
+      <w:r>
+        <w:rPr>
+          <w:rFonts w:ascii="Arial" w:hAnsi="Arial" w:cs="Arial"/>
+          <w:sz w:val="32"/>
+          <w:szCs w:val="32"/>
+        </w:rPr>
+        <w:t xml:space="preserve"> </w:t>
+      </w:r>
+      <w:proofErr w:type="spellStart"/>
+      <w:r>
+        <w:rPr>
+          <w:rFonts w:ascii="Arial" w:hAnsi="Arial" w:cs="Arial"/>
+          <w:sz w:val="32"/>
+          <w:szCs w:val="32"/>
+        </w:rPr>
+        <w:t>center</w:t>
+      </w:r>
+      <w:proofErr w:type="spellEnd"/>
+      <w:r>
+        <w:rPr>
+          <w:rFonts w:ascii="Arial" w:hAnsi="Arial" w:cs="Arial"/>
+          <w:sz w:val="32"/>
+          <w:szCs w:val="32"/>
+        </w:rPr>
+        <w:t>, e todos os ângulos possíveis.</w:t>
+      </w:r>
+    </w:p>
+    <w:p>
+      <w:pPr>
+        <w:rPr>
+          <w:rFonts w:ascii="Arial" w:hAnsi="Arial" w:cs="Arial"/>
+          <w:sz w:val="32"/>
+          <w:szCs w:val="32"/>
+        </w:rPr>
+      </w:pPr>
+    </w:p>
+    <w:p>
+      <w:pPr>
+        <w:rPr>
+          <w:rFonts w:ascii="Arial" w:hAnsi="Arial" w:cs="Arial"/>
+          <w:sz w:val="32"/>
+          <w:szCs w:val="32"/>
+        </w:rPr>
+      </w:pPr>
+      <w:proofErr w:type="spellStart"/>
+      <w:r>
+        <w:rPr>
+          <w:rFonts w:ascii="Arial" w:hAnsi="Arial" w:cs="Arial"/>
+          <w:b/>
+          <w:bCs/>
+          <w:sz w:val="32"/>
+          <w:szCs w:val="32"/>
+        </w:rPr>
+        <w:t>Height</w:t>
+      </w:r>
+      <w:proofErr w:type="spellEnd"/>
+      <w:r>
+        <w:rPr>
+          <w:rFonts w:ascii="Arial" w:hAnsi="Arial" w:cs="Arial"/>
+          <w:b/>
+          <w:bCs/>
+          <w:sz w:val="32"/>
+          <w:szCs w:val="32"/>
+        </w:rPr>
+        <w:t xml:space="preserve">: 98vh; </w:t>
+      </w:r>
+      <w:proofErr w:type="gramStart"/>
+      <w:r>
+        <w:rPr>
+          <w:rFonts w:ascii="Arial" w:hAnsi="Arial" w:cs="Arial"/>
+          <w:sz w:val="32"/>
+          <w:szCs w:val="32"/>
+        </w:rPr>
+        <w:t>Significa</w:t>
+      </w:r>
+      <w:proofErr w:type="gramEnd"/>
+      <w:r>
+        <w:rPr>
+          <w:rFonts w:ascii="Arial" w:hAnsi="Arial" w:cs="Arial"/>
+          <w:sz w:val="32"/>
+          <w:szCs w:val="32"/>
+        </w:rPr>
+        <w:t xml:space="preserve"> a altura da </w:t>
+      </w:r>
+      <w:proofErr w:type="spellStart"/>
+      <w:r>
+        <w:rPr>
+          <w:rFonts w:ascii="Arial" w:hAnsi="Arial" w:cs="Arial"/>
+          <w:sz w:val="32"/>
+          <w:szCs w:val="32"/>
+        </w:rPr>
+        <w:t>viewport</w:t>
+      </w:r>
+      <w:proofErr w:type="spellEnd"/>
+      <w:r>
+        <w:rPr>
+          <w:rFonts w:ascii="Arial" w:hAnsi="Arial" w:cs="Arial"/>
+          <w:sz w:val="32"/>
+          <w:szCs w:val="32"/>
+        </w:rPr>
+        <w:t>, a ocupação da parte branca, quando colocado no body.</w:t>
+      </w:r>
+    </w:p>
+    <w:p>
+      <w:pPr>
+        <w:rPr>
+          <w:rFonts w:ascii="Arial" w:hAnsi="Arial" w:cs="Arial"/>
+          <w:sz w:val="32"/>
+          <w:szCs w:val="32"/>
+        </w:rPr>
+      </w:pPr>
+    </w:p>
+    <w:p>
+      <w:pPr>
+        <w:rPr>
+          <w:rFonts w:ascii="Arial" w:hAnsi="Arial" w:cs="Arial"/>
+          <w:b/>
+          <w:bCs/>
+          <w:sz w:val="32"/>
+          <w:szCs w:val="32"/>
+        </w:rPr>
+      </w:pPr>
+    </w:p>
+    <w:p>
+      <w:pPr>
+        <w:rPr>
+          <w:rFonts w:ascii="Arial" w:hAnsi="Arial" w:cs="Arial"/>
+          <w:b/>
+          <w:bCs/>
+          <w:sz w:val="32"/>
+          <w:szCs w:val="32"/>
+        </w:rPr>
+      </w:pPr>
+    </w:p>
+    <w:p>
+      <w:pPr>
+        <w:rPr>
+          <w:rFonts w:ascii="Arial" w:hAnsi="Arial" w:cs="Arial"/>
+          <w:sz w:val="32"/>
+          <w:szCs w:val="32"/>
+        </w:rPr>
+      </w:pPr>
+      <w:r>
+        <w:rPr>
+          <w:rFonts w:ascii="Arial" w:hAnsi="Arial" w:cs="Arial"/>
+          <w:b/>
+          <w:bCs/>
+          <w:sz w:val="32"/>
+          <w:szCs w:val="32"/>
+        </w:rPr>
+        <w:lastRenderedPageBreak/>
+        <w:t>Background-</w:t>
+      </w:r>
+      <w:proofErr w:type="spellStart"/>
+      <w:r>
+        <w:rPr>
+          <w:rFonts w:ascii="Arial" w:hAnsi="Arial" w:cs="Arial"/>
+          <w:b/>
+          <w:bCs/>
+          <w:sz w:val="32"/>
+          <w:szCs w:val="32"/>
+        </w:rPr>
+        <w:t>size</w:t>
+      </w:r>
+      <w:proofErr w:type="spellEnd"/>
+      <w:r>
+        <w:rPr>
+          <w:rFonts w:ascii="Arial" w:hAnsi="Arial" w:cs="Arial"/>
+          <w:b/>
+          <w:bCs/>
+          <w:sz w:val="32"/>
+          <w:szCs w:val="32"/>
+        </w:rPr>
+        <w:t xml:space="preserve">; </w:t>
+      </w:r>
+      <w:proofErr w:type="gramStart"/>
+      <w:r>
+        <w:rPr>
+          <w:rFonts w:ascii="Arial" w:hAnsi="Arial" w:cs="Arial"/>
+          <w:sz w:val="32"/>
+          <w:szCs w:val="32"/>
+        </w:rPr>
+        <w:t>Para</w:t>
+      </w:r>
+      <w:proofErr w:type="gramEnd"/>
+      <w:r>
+        <w:rPr>
+          <w:rFonts w:ascii="Arial" w:hAnsi="Arial" w:cs="Arial"/>
+          <w:sz w:val="32"/>
+          <w:szCs w:val="32"/>
+        </w:rPr>
+        <w:t xml:space="preserve"> definir o espaço da imagem na tela, porém temos um problema, ele cria barras pretas, quando a imagem em </w:t>
+      </w:r>
+      <w:proofErr w:type="spellStart"/>
+      <w:r>
+        <w:rPr>
+          <w:rFonts w:ascii="Arial" w:hAnsi="Arial" w:cs="Arial"/>
+          <w:sz w:val="32"/>
+          <w:szCs w:val="32"/>
+        </w:rPr>
+        <w:t>sí</w:t>
+      </w:r>
+      <w:proofErr w:type="spellEnd"/>
+      <w:r>
+        <w:rPr>
+          <w:rFonts w:ascii="Arial" w:hAnsi="Arial" w:cs="Arial"/>
+          <w:sz w:val="32"/>
+          <w:szCs w:val="32"/>
+        </w:rPr>
+        <w:t xml:space="preserve"> acaba (vamos ver abaixo alguns comandos que vão nos ajudar com isso</w:t>
+      </w:r>
+    </w:p>
+    <w:p>
+      <w:pPr>
+        <w:rPr>
+          <w:rFonts w:ascii="Arial" w:hAnsi="Arial" w:cs="Arial"/>
+          <w:sz w:val="32"/>
+          <w:szCs w:val="32"/>
+        </w:rPr>
+      </w:pPr>
+    </w:p>
+    <w:p>
+      <w:pPr>
+        <w:rPr>
+          <w:rFonts w:ascii="Arial" w:hAnsi="Arial" w:cs="Arial"/>
+          <w:sz w:val="32"/>
+          <w:szCs w:val="32"/>
+        </w:rPr>
+      </w:pPr>
+      <w:r>
+        <w:rPr>
+          <w:rFonts w:ascii="Arial" w:hAnsi="Arial" w:cs="Arial"/>
+          <w:b/>
+          <w:bCs/>
+          <w:sz w:val="32"/>
+          <w:szCs w:val="32"/>
+        </w:rPr>
+        <w:t>Background-</w:t>
+      </w:r>
+      <w:proofErr w:type="spellStart"/>
+      <w:r>
+        <w:rPr>
+          <w:rFonts w:ascii="Arial" w:hAnsi="Arial" w:cs="Arial"/>
+          <w:b/>
+          <w:bCs/>
+          <w:sz w:val="32"/>
+          <w:szCs w:val="32"/>
+        </w:rPr>
+        <w:t>size</w:t>
+      </w:r>
+      <w:proofErr w:type="spellEnd"/>
+      <w:r>
+        <w:rPr>
+          <w:rFonts w:ascii="Arial" w:hAnsi="Arial" w:cs="Arial"/>
+          <w:b/>
+          <w:bCs/>
+          <w:sz w:val="32"/>
+          <w:szCs w:val="32"/>
+        </w:rPr>
+        <w:t xml:space="preserve">: </w:t>
+      </w:r>
+      <w:proofErr w:type="spellStart"/>
+      <w:r>
+        <w:rPr>
+          <w:rFonts w:ascii="Arial" w:hAnsi="Arial" w:cs="Arial"/>
+          <w:b/>
+          <w:bCs/>
+          <w:sz w:val="32"/>
+          <w:szCs w:val="32"/>
+        </w:rPr>
+        <w:t>contain</w:t>
+      </w:r>
+      <w:proofErr w:type="spellEnd"/>
+      <w:r>
+        <w:rPr>
+          <w:rFonts w:ascii="Arial" w:hAnsi="Arial" w:cs="Arial"/>
+          <w:b/>
+          <w:bCs/>
+          <w:sz w:val="32"/>
+          <w:szCs w:val="32"/>
+        </w:rPr>
+        <w:t xml:space="preserve">; </w:t>
+      </w:r>
+      <w:r>
+        <w:rPr>
+          <w:rFonts w:ascii="Arial" w:hAnsi="Arial" w:cs="Arial"/>
+          <w:sz w:val="32"/>
+          <w:szCs w:val="32"/>
+        </w:rPr>
+        <w:t>Ele faz com que a imagem seja utilizada no seu 100%, ainda não resolve nosso problema, porém faz com que a imagem fique um pouco mais responsiva.</w:t>
+      </w:r>
+    </w:p>
+    <w:p>
+      <w:pPr>
+        <w:rPr>
+          <w:rFonts w:ascii="Arial" w:hAnsi="Arial" w:cs="Arial"/>
+          <w:sz w:val="32"/>
+          <w:szCs w:val="32"/>
+        </w:rPr>
+      </w:pPr>
+    </w:p>
+    <w:p>
+      <w:pPr>
+        <w:rPr>
+          <w:rFonts w:ascii="Arial" w:hAnsi="Arial" w:cs="Arial"/>
+          <w:sz w:val="32"/>
+          <w:szCs w:val="32"/>
+        </w:rPr>
+      </w:pPr>
+      <w:r>
+        <w:rPr>
+          <w:rFonts w:ascii="Arial" w:hAnsi="Arial" w:cs="Arial"/>
+          <w:b/>
+          <w:bCs/>
+          <w:sz w:val="32"/>
+          <w:szCs w:val="32"/>
+        </w:rPr>
+        <w:t>Background-</w:t>
+      </w:r>
+      <w:proofErr w:type="spellStart"/>
+      <w:r>
+        <w:rPr>
+          <w:rFonts w:ascii="Arial" w:hAnsi="Arial" w:cs="Arial"/>
+          <w:b/>
+          <w:bCs/>
+          <w:sz w:val="32"/>
+          <w:szCs w:val="32"/>
+        </w:rPr>
+        <w:t>size</w:t>
+      </w:r>
+      <w:proofErr w:type="spellEnd"/>
+      <w:r>
+        <w:rPr>
+          <w:rFonts w:ascii="Arial" w:hAnsi="Arial" w:cs="Arial"/>
+          <w:b/>
+          <w:bCs/>
+          <w:sz w:val="32"/>
+          <w:szCs w:val="32"/>
+        </w:rPr>
+        <w:t xml:space="preserve">: cover; </w:t>
+      </w:r>
+      <w:r>
+        <w:rPr>
+          <w:rFonts w:ascii="Arial" w:hAnsi="Arial" w:cs="Arial"/>
+          <w:sz w:val="32"/>
+          <w:szCs w:val="32"/>
+        </w:rPr>
+        <w:t>Ele faz com que a imagem recorta a imagem, porém preenche a tela inteira, baseado na position que você escolher.</w:t>
+      </w:r>
+    </w:p>
+    <w:p>
+      <w:pPr>
+        <w:rPr>
+          <w:rFonts w:ascii="Arial" w:hAnsi="Arial" w:cs="Arial"/>
+          <w:sz w:val="32"/>
+          <w:szCs w:val="32"/>
+        </w:rPr>
+      </w:pPr>
+    </w:p>
+    <w:p>
+      <w:pPr>
+        <w:rPr>
+          <w:rFonts w:ascii="Arial" w:hAnsi="Arial" w:cs="Arial"/>
+          <w:sz w:val="32"/>
+          <w:szCs w:val="32"/>
+        </w:rPr>
+      </w:pPr>
+      <w:r>
+        <w:rPr>
+          <w:rFonts w:ascii="Arial" w:hAnsi="Arial" w:cs="Arial"/>
+          <w:b/>
+          <w:bCs/>
+          <w:sz w:val="32"/>
+          <w:szCs w:val="32"/>
+        </w:rPr>
+        <w:t>Background-</w:t>
+      </w:r>
+      <w:proofErr w:type="spellStart"/>
+      <w:r>
+        <w:rPr>
+          <w:rFonts w:ascii="Arial" w:hAnsi="Arial" w:cs="Arial"/>
+          <w:b/>
+          <w:bCs/>
+          <w:sz w:val="32"/>
+          <w:szCs w:val="32"/>
+        </w:rPr>
+        <w:t>attachment</w:t>
+      </w:r>
+      <w:proofErr w:type="spellEnd"/>
+      <w:r>
+        <w:rPr>
+          <w:rFonts w:ascii="Arial" w:hAnsi="Arial" w:cs="Arial"/>
+          <w:b/>
+          <w:bCs/>
+          <w:sz w:val="32"/>
+          <w:szCs w:val="32"/>
+        </w:rPr>
+        <w:t xml:space="preserve">: </w:t>
+      </w:r>
+      <w:proofErr w:type="spellStart"/>
+      <w:r>
+        <w:rPr>
+          <w:rFonts w:ascii="Arial" w:hAnsi="Arial" w:cs="Arial"/>
+          <w:b/>
+          <w:bCs/>
+          <w:sz w:val="32"/>
+          <w:szCs w:val="32"/>
+        </w:rPr>
+        <w:t>fixed</w:t>
+      </w:r>
+      <w:proofErr w:type="spellEnd"/>
+      <w:r>
+        <w:rPr>
+          <w:rFonts w:ascii="Arial" w:hAnsi="Arial" w:cs="Arial"/>
+          <w:b/>
+          <w:bCs/>
+          <w:sz w:val="32"/>
+          <w:szCs w:val="32"/>
+        </w:rPr>
+        <w:t xml:space="preserve">; </w:t>
+      </w:r>
+      <w:r>
+        <w:rPr>
+          <w:rFonts w:ascii="Arial" w:hAnsi="Arial" w:cs="Arial"/>
+          <w:sz w:val="32"/>
+          <w:szCs w:val="32"/>
+        </w:rPr>
+        <w:t xml:space="preserve">ou (scroll) que faz com que o conteúdo role junto com a imagem, já o </w:t>
+      </w:r>
+      <w:proofErr w:type="spellStart"/>
+      <w:r>
+        <w:rPr>
+          <w:rFonts w:ascii="Arial" w:hAnsi="Arial" w:cs="Arial"/>
+          <w:sz w:val="32"/>
+          <w:szCs w:val="32"/>
+        </w:rPr>
+        <w:t>fixed</w:t>
+      </w:r>
+      <w:proofErr w:type="spellEnd"/>
+      <w:r>
+        <w:rPr>
+          <w:rFonts w:ascii="Arial" w:hAnsi="Arial" w:cs="Arial"/>
+          <w:sz w:val="32"/>
+          <w:szCs w:val="32"/>
+        </w:rPr>
+        <w:t xml:space="preserve"> com o cover, a gente consegue fazer com que a imagem fique fix</w:t>
+      </w:r>
+      <w:r>
+        <w:rPr>
+          <w:rFonts w:ascii="Arial" w:hAnsi="Arial" w:cs="Arial"/>
+          <w:sz w:val="32"/>
+          <w:szCs w:val="32"/>
+        </w:rPr>
+        <w:t>a</w:t>
+      </w:r>
+      <w:r>
+        <w:rPr>
+          <w:rFonts w:ascii="Arial" w:hAnsi="Arial" w:cs="Arial"/>
+          <w:sz w:val="32"/>
+          <w:szCs w:val="32"/>
+        </w:rPr>
+        <w:t xml:space="preserve">, e a única coisa que mexa é o conteúdo. </w:t>
+      </w:r>
+    </w:p>
+    <w:p>
+      <w:pPr>
+        <w:rPr>
+          <w:rFonts w:ascii="Arial" w:hAnsi="Arial" w:cs="Arial"/>
+          <w:sz w:val="32"/>
+          <w:szCs w:val="32"/>
+        </w:rPr>
+      </w:pPr>
+    </w:p>
+    <w:p>
+      <w:pPr>
+        <w:rPr>
+          <w:rFonts w:ascii="Arial" w:hAnsi="Arial" w:cs="Arial"/>
+          <w:b/>
+          <w:bCs/>
+          <w:sz w:val="32"/>
+          <w:szCs w:val="32"/>
+        </w:rPr>
+      </w:pPr>
+      <w:proofErr w:type="spellStart"/>
+      <w:r>
+        <w:rPr>
+          <w:rFonts w:ascii="Arial" w:hAnsi="Arial" w:cs="Arial"/>
+          <w:b/>
+          <w:bCs/>
+          <w:sz w:val="32"/>
+          <w:szCs w:val="32"/>
+        </w:rPr>
+        <w:t>ShortHand</w:t>
+      </w:r>
+      <w:proofErr w:type="spellEnd"/>
+      <w:r>
+        <w:rPr>
+          <w:rFonts w:ascii="Arial" w:hAnsi="Arial" w:cs="Arial"/>
+          <w:b/>
+          <w:bCs/>
+          <w:sz w:val="32"/>
+          <w:szCs w:val="32"/>
+        </w:rPr>
+        <w:t xml:space="preserve">= </w:t>
+      </w:r>
+    </w:p>
+    <w:p>
+      <w:pPr>
+        <w:rPr>
+          <w:rFonts w:ascii="Arial" w:hAnsi="Arial" w:cs="Arial"/>
+          <w:b/>
+          <w:bCs/>
+          <w:sz w:val="32"/>
+          <w:szCs w:val="32"/>
+        </w:rPr>
+      </w:pPr>
+      <w:r>
+        <w:rPr>
+          <w:rFonts w:ascii="Arial" w:hAnsi="Arial" w:cs="Arial"/>
+          <w:b/>
+          <w:bCs/>
+          <w:sz w:val="32"/>
+          <w:szCs w:val="32"/>
+        </w:rPr>
+        <w:t xml:space="preserve">Background: color (black) </w:t>
+      </w:r>
+      <w:proofErr w:type="spellStart"/>
+      <w:r>
+        <w:rPr>
+          <w:rFonts w:ascii="Arial" w:hAnsi="Arial" w:cs="Arial"/>
+          <w:b/>
+          <w:bCs/>
+          <w:sz w:val="32"/>
+          <w:szCs w:val="32"/>
+        </w:rPr>
+        <w:t>image</w:t>
+      </w:r>
+      <w:proofErr w:type="spellEnd"/>
+      <w:r>
+        <w:rPr>
+          <w:rFonts w:ascii="Arial" w:hAnsi="Arial" w:cs="Arial"/>
+          <w:b/>
+          <w:bCs/>
+          <w:sz w:val="32"/>
+          <w:szCs w:val="32"/>
+        </w:rPr>
+        <w:t xml:space="preserve"> (</w:t>
+      </w:r>
+      <w:proofErr w:type="spellStart"/>
+      <w:r>
+        <w:rPr>
+          <w:rFonts w:ascii="Arial" w:hAnsi="Arial" w:cs="Arial"/>
+          <w:b/>
+          <w:bCs/>
+          <w:sz w:val="32"/>
+          <w:szCs w:val="32"/>
+        </w:rPr>
+        <w:t>url</w:t>
+      </w:r>
+      <w:proofErr w:type="spellEnd"/>
+      <w:r>
+        <w:rPr>
+          <w:rFonts w:ascii="Arial" w:hAnsi="Arial" w:cs="Arial"/>
+          <w:b/>
+          <w:bCs/>
+          <w:sz w:val="32"/>
+          <w:szCs w:val="32"/>
+        </w:rPr>
+        <w:t xml:space="preserve"> ‘caminho’) position (</w:t>
+      </w:r>
+      <w:proofErr w:type="gramStart"/>
+      <w:r>
+        <w:rPr>
+          <w:rFonts w:ascii="Arial" w:hAnsi="Arial" w:cs="Arial"/>
+          <w:b/>
+          <w:bCs/>
+          <w:sz w:val="32"/>
+          <w:szCs w:val="32"/>
+        </w:rPr>
+        <w:t>center</w:t>
+      </w:r>
+      <w:proofErr w:type="gramEnd"/>
+      <w:r>
+        <w:rPr>
+          <w:rFonts w:ascii="Arial" w:hAnsi="Arial" w:cs="Arial"/>
+          <w:b/>
+          <w:bCs/>
+          <w:sz w:val="32"/>
+          <w:szCs w:val="32"/>
+        </w:rPr>
+        <w:t xml:space="preserve"> </w:t>
+      </w:r>
+      <w:proofErr w:type="spellStart"/>
+      <w:r>
+        <w:rPr>
+          <w:rFonts w:ascii="Arial" w:hAnsi="Arial" w:cs="Arial"/>
+          <w:b/>
+          <w:bCs/>
+          <w:sz w:val="32"/>
+          <w:szCs w:val="32"/>
+        </w:rPr>
+        <w:t>center</w:t>
+      </w:r>
+      <w:proofErr w:type="spellEnd"/>
+      <w:r>
+        <w:rPr>
+          <w:rFonts w:ascii="Arial" w:hAnsi="Arial" w:cs="Arial"/>
+          <w:b/>
+          <w:bCs/>
+          <w:sz w:val="32"/>
+          <w:szCs w:val="32"/>
+        </w:rPr>
+        <w:t xml:space="preserve">) </w:t>
+      </w:r>
+      <w:proofErr w:type="spellStart"/>
+      <w:r>
+        <w:rPr>
+          <w:rFonts w:ascii="Arial" w:hAnsi="Arial" w:cs="Arial"/>
+          <w:b/>
+          <w:bCs/>
+          <w:sz w:val="32"/>
+          <w:szCs w:val="32"/>
+        </w:rPr>
+        <w:t>repeat</w:t>
+      </w:r>
+      <w:proofErr w:type="spellEnd"/>
+      <w:r>
+        <w:rPr>
+          <w:rFonts w:ascii="Arial" w:hAnsi="Arial" w:cs="Arial"/>
+          <w:b/>
+          <w:bCs/>
+          <w:sz w:val="32"/>
+          <w:szCs w:val="32"/>
+        </w:rPr>
+        <w:t xml:space="preserve"> (no-</w:t>
+      </w:r>
+      <w:proofErr w:type="spellStart"/>
+      <w:r>
+        <w:rPr>
+          <w:rFonts w:ascii="Arial" w:hAnsi="Arial" w:cs="Arial"/>
+          <w:b/>
+          <w:bCs/>
+          <w:sz w:val="32"/>
+          <w:szCs w:val="32"/>
+        </w:rPr>
+        <w:t>repeat</w:t>
+      </w:r>
+      <w:proofErr w:type="spellEnd"/>
+      <w:r>
+        <w:rPr>
+          <w:rFonts w:ascii="Arial" w:hAnsi="Arial" w:cs="Arial"/>
+          <w:b/>
+          <w:bCs/>
+          <w:sz w:val="32"/>
+          <w:szCs w:val="32"/>
+        </w:rPr>
+        <w:t xml:space="preserve">) </w:t>
+      </w:r>
+      <w:proofErr w:type="spellStart"/>
+      <w:r>
+        <w:rPr>
+          <w:rFonts w:ascii="Arial" w:hAnsi="Arial" w:cs="Arial"/>
+          <w:b/>
+          <w:bCs/>
+          <w:sz w:val="32"/>
+          <w:szCs w:val="32"/>
+        </w:rPr>
+        <w:t>size</w:t>
+      </w:r>
+      <w:proofErr w:type="spellEnd"/>
+      <w:r>
+        <w:rPr>
+          <w:rFonts w:ascii="Arial" w:hAnsi="Arial" w:cs="Arial"/>
+          <w:b/>
+          <w:bCs/>
+          <w:sz w:val="32"/>
+          <w:szCs w:val="32"/>
+        </w:rPr>
+        <w:t xml:space="preserve"> (cover) </w:t>
+      </w:r>
+      <w:proofErr w:type="spellStart"/>
+      <w:r>
+        <w:rPr>
+          <w:rFonts w:ascii="Arial" w:hAnsi="Arial" w:cs="Arial"/>
+          <w:b/>
+          <w:bCs/>
+          <w:sz w:val="32"/>
+          <w:szCs w:val="32"/>
+        </w:rPr>
+        <w:t>attachment</w:t>
+      </w:r>
+      <w:proofErr w:type="spellEnd"/>
+      <w:r>
+        <w:rPr>
+          <w:rFonts w:ascii="Arial" w:hAnsi="Arial" w:cs="Arial"/>
+          <w:b/>
+          <w:bCs/>
+          <w:sz w:val="32"/>
+          <w:szCs w:val="32"/>
+        </w:rPr>
+        <w:t xml:space="preserve"> (</w:t>
+      </w:r>
+      <w:proofErr w:type="spellStart"/>
+      <w:r>
+        <w:rPr>
+          <w:rFonts w:ascii="Arial" w:hAnsi="Arial" w:cs="Arial"/>
+          <w:b/>
+          <w:bCs/>
+          <w:sz w:val="32"/>
+          <w:szCs w:val="32"/>
+        </w:rPr>
+        <w:t>fixed</w:t>
+      </w:r>
+      <w:proofErr w:type="spellEnd"/>
+      <w:r>
+        <w:rPr>
+          <w:rFonts w:ascii="Arial" w:hAnsi="Arial" w:cs="Arial"/>
+          <w:b/>
+          <w:bCs/>
+          <w:sz w:val="32"/>
+          <w:szCs w:val="32"/>
+        </w:rPr>
+        <w:t xml:space="preserve">) </w:t>
+      </w:r>
+    </w:p>
+    <w:p>
+      <w:pPr>
+        <w:rPr>
+          <w:rFonts w:ascii="Arial" w:hAnsi="Arial" w:cs="Arial"/>
+          <w:b/>
+          <w:bCs/>
+          <w:sz w:val="32"/>
+          <w:szCs w:val="32"/>
+        </w:rPr>
+      </w:pPr>
+    </w:p>
+    <w:p>
+      <w:pPr>
+        <w:rPr>
+          <w:rFonts w:ascii="Arial" w:hAnsi="Arial" w:cs="Arial"/>
+          <w:sz w:val="32"/>
+          <w:szCs w:val="32"/>
+        </w:rPr>
+      </w:pPr>
+      <w:r>
+        <w:rPr>
+          <w:rFonts w:ascii="Arial" w:hAnsi="Arial" w:cs="Arial"/>
+          <w:b/>
+          <w:bCs/>
+          <w:sz w:val="32"/>
+          <w:szCs w:val="32"/>
+        </w:rPr>
+        <w:t xml:space="preserve">Position: </w:t>
+      </w:r>
+      <w:proofErr w:type="spellStart"/>
+      <w:r>
+        <w:rPr>
+          <w:rFonts w:ascii="Arial" w:hAnsi="Arial" w:cs="Arial"/>
+          <w:b/>
+          <w:bCs/>
+          <w:sz w:val="32"/>
+          <w:szCs w:val="32"/>
+        </w:rPr>
+        <w:t>relative</w:t>
+      </w:r>
+      <w:proofErr w:type="spellEnd"/>
+      <w:r>
+        <w:rPr>
+          <w:rFonts w:ascii="Arial" w:hAnsi="Arial" w:cs="Arial"/>
+          <w:b/>
+          <w:bCs/>
+          <w:sz w:val="32"/>
+          <w:szCs w:val="32"/>
+        </w:rPr>
+        <w:t xml:space="preserve">; </w:t>
+      </w:r>
+      <w:proofErr w:type="gramStart"/>
+      <w:r>
+        <w:rPr>
+          <w:rFonts w:ascii="Arial" w:hAnsi="Arial" w:cs="Arial"/>
+          <w:sz w:val="32"/>
+          <w:szCs w:val="32"/>
+        </w:rPr>
+        <w:t>Toda</w:t>
+      </w:r>
+      <w:proofErr w:type="gramEnd"/>
+      <w:r>
+        <w:rPr>
+          <w:rFonts w:ascii="Arial" w:hAnsi="Arial" w:cs="Arial"/>
+          <w:sz w:val="32"/>
+          <w:szCs w:val="32"/>
+        </w:rPr>
+        <w:t xml:space="preserve"> box-</w:t>
+      </w:r>
+      <w:proofErr w:type="spellStart"/>
+      <w:r>
+        <w:rPr>
+          <w:rFonts w:ascii="Arial" w:hAnsi="Arial" w:cs="Arial"/>
+          <w:sz w:val="32"/>
+          <w:szCs w:val="32"/>
+        </w:rPr>
+        <w:t>level</w:t>
+      </w:r>
+      <w:proofErr w:type="spellEnd"/>
+      <w:r>
+        <w:rPr>
+          <w:rFonts w:ascii="Arial" w:hAnsi="Arial" w:cs="Arial"/>
+          <w:sz w:val="32"/>
+          <w:szCs w:val="32"/>
+        </w:rPr>
+        <w:t xml:space="preserve"> vem por padrão com ela</w:t>
+      </w:r>
+    </w:p>
+    <w:p>
+      <w:pPr>
+        <w:rPr>
+          <w:rFonts w:ascii="Arial" w:hAnsi="Arial" w:cs="Arial"/>
+          <w:b/>
+          <w:bCs/>
+          <w:sz w:val="32"/>
+          <w:szCs w:val="32"/>
+        </w:rPr>
+      </w:pPr>
+    </w:p>
+    <w:p>
+      <w:pPr>
+        <w:rPr>
+          <w:rFonts w:ascii="Arial" w:hAnsi="Arial" w:cs="Arial"/>
+          <w:b/>
+          <w:bCs/>
+          <w:sz w:val="32"/>
+          <w:szCs w:val="32"/>
+        </w:rPr>
+      </w:pPr>
+    </w:p>
+    <w:p>
+      <w:pPr>
+        <w:rPr>
+          <w:rFonts w:ascii="Arial" w:hAnsi="Arial" w:cs="Arial"/>
+          <w:sz w:val="32"/>
+          <w:szCs w:val="32"/>
+        </w:rPr>
+      </w:pPr>
+      <w:r>
+        <w:rPr>
+          <w:rFonts w:ascii="Arial" w:hAnsi="Arial" w:cs="Arial"/>
+          <w:b/>
+          <w:bCs/>
+          <w:sz w:val="32"/>
+          <w:szCs w:val="32"/>
+        </w:rPr>
+        <w:lastRenderedPageBreak/>
+        <w:t xml:space="preserve">Position: Absolute; </w:t>
+      </w:r>
+      <w:proofErr w:type="gramStart"/>
+      <w:r>
+        <w:rPr>
+          <w:rFonts w:ascii="Arial" w:hAnsi="Arial" w:cs="Arial"/>
+          <w:sz w:val="32"/>
+          <w:szCs w:val="32"/>
+        </w:rPr>
+        <w:t>Para</w:t>
+      </w:r>
+      <w:proofErr w:type="gramEnd"/>
+      <w:r>
+        <w:rPr>
+          <w:rFonts w:ascii="Arial" w:hAnsi="Arial" w:cs="Arial"/>
+          <w:sz w:val="32"/>
+          <w:szCs w:val="32"/>
+        </w:rPr>
+        <w:t xml:space="preserve"> centralizar uma </w:t>
+      </w:r>
+      <w:proofErr w:type="spellStart"/>
+      <w:r>
+        <w:rPr>
+          <w:rFonts w:ascii="Arial" w:hAnsi="Arial" w:cs="Arial"/>
+          <w:sz w:val="32"/>
+          <w:szCs w:val="32"/>
+        </w:rPr>
+        <w:t>div</w:t>
+      </w:r>
+      <w:proofErr w:type="spellEnd"/>
+      <w:r>
+        <w:rPr>
+          <w:rFonts w:ascii="Arial" w:hAnsi="Arial" w:cs="Arial"/>
+          <w:sz w:val="32"/>
+          <w:szCs w:val="32"/>
+        </w:rPr>
+        <w:t xml:space="preserve"> dentro de outra </w:t>
+      </w:r>
+      <w:proofErr w:type="spellStart"/>
+      <w:r>
+        <w:rPr>
+          <w:rFonts w:ascii="Arial" w:hAnsi="Arial" w:cs="Arial"/>
+          <w:sz w:val="32"/>
+          <w:szCs w:val="32"/>
+        </w:rPr>
+        <w:t>div</w:t>
+      </w:r>
+      <w:proofErr w:type="spellEnd"/>
+      <w:r>
+        <w:rPr>
+          <w:rFonts w:ascii="Arial" w:hAnsi="Arial" w:cs="Arial"/>
+          <w:sz w:val="32"/>
+          <w:szCs w:val="32"/>
+        </w:rPr>
+        <w:t xml:space="preserve">, utilizaremos essa função, que nos da o poder de numerar o </w:t>
+      </w:r>
+      <w:proofErr w:type="spellStart"/>
+      <w:r>
+        <w:rPr>
+          <w:rFonts w:ascii="Arial" w:hAnsi="Arial" w:cs="Arial"/>
+          <w:b/>
+          <w:bCs/>
+          <w:sz w:val="32"/>
+          <w:szCs w:val="32"/>
+        </w:rPr>
+        <w:t>left</w:t>
+      </w:r>
+      <w:proofErr w:type="spellEnd"/>
+      <w:r>
+        <w:rPr>
+          <w:rFonts w:ascii="Arial" w:hAnsi="Arial" w:cs="Arial"/>
+          <w:b/>
+          <w:bCs/>
+          <w:sz w:val="32"/>
+          <w:szCs w:val="32"/>
+        </w:rPr>
+        <w:t xml:space="preserve"> e o top</w:t>
+      </w:r>
+      <w:r>
+        <w:rPr>
+          <w:rFonts w:ascii="Arial" w:hAnsi="Arial" w:cs="Arial"/>
+          <w:sz w:val="32"/>
+          <w:szCs w:val="32"/>
+        </w:rPr>
+        <w:t xml:space="preserve"> (com pixels ou porcentagem) que vai ajustar direita e topo</w:t>
+      </w:r>
+    </w:p>
+    <w:p>
+      <w:pPr>
+        <w:rPr>
+          <w:rFonts w:ascii="Arial" w:hAnsi="Arial" w:cs="Arial"/>
+          <w:sz w:val="32"/>
+          <w:szCs w:val="32"/>
+        </w:rPr>
+      </w:pPr>
+    </w:p>
+    <w:p>
+      <w:pPr>
+        <w:rPr>
+          <w:rFonts w:ascii="Arial" w:hAnsi="Arial" w:cs="Arial"/>
+          <w:sz w:val="32"/>
+          <w:szCs w:val="32"/>
+        </w:rPr>
+      </w:pPr>
+      <w:proofErr w:type="spellStart"/>
+      <w:r>
+        <w:rPr>
+          <w:rFonts w:ascii="Arial" w:hAnsi="Arial" w:cs="Arial"/>
+          <w:b/>
+          <w:bCs/>
+          <w:sz w:val="32"/>
+          <w:szCs w:val="32"/>
+        </w:rPr>
+        <w:t>Transform</w:t>
+      </w:r>
+      <w:proofErr w:type="spellEnd"/>
+      <w:r>
+        <w:rPr>
+          <w:rFonts w:ascii="Arial" w:hAnsi="Arial" w:cs="Arial"/>
+          <w:b/>
+          <w:bCs/>
+          <w:sz w:val="32"/>
+          <w:szCs w:val="32"/>
+        </w:rPr>
+        <w:t xml:space="preserve">: </w:t>
+      </w:r>
+      <w:proofErr w:type="spellStart"/>
+      <w:r>
+        <w:rPr>
+          <w:rFonts w:ascii="Arial" w:hAnsi="Arial" w:cs="Arial"/>
+          <w:b/>
+          <w:bCs/>
+          <w:sz w:val="32"/>
+          <w:szCs w:val="32"/>
+        </w:rPr>
+        <w:t>translate</w:t>
+      </w:r>
+      <w:proofErr w:type="spellEnd"/>
+      <w:r>
+        <w:rPr>
+          <w:rFonts w:ascii="Arial" w:hAnsi="Arial" w:cs="Arial"/>
+          <w:b/>
+          <w:bCs/>
+          <w:sz w:val="32"/>
+          <w:szCs w:val="32"/>
+        </w:rPr>
+        <w:t xml:space="preserve">; </w:t>
+      </w:r>
+      <w:proofErr w:type="gramStart"/>
+      <w:r>
+        <w:rPr>
+          <w:rFonts w:ascii="Arial" w:hAnsi="Arial" w:cs="Arial"/>
+          <w:sz w:val="32"/>
+          <w:szCs w:val="32"/>
+        </w:rPr>
+        <w:t>Vai</w:t>
+      </w:r>
+      <w:proofErr w:type="gramEnd"/>
+      <w:r>
+        <w:rPr>
+          <w:rFonts w:ascii="Arial" w:hAnsi="Arial" w:cs="Arial"/>
+          <w:sz w:val="32"/>
+          <w:szCs w:val="32"/>
+        </w:rPr>
+        <w:t xml:space="preserve"> mexer a imagem de acordo com porcentagem </w:t>
+      </w:r>
+      <w:proofErr w:type="gramStart"/>
+      <w:r>
+        <w:rPr>
+          <w:rFonts w:ascii="Arial" w:hAnsi="Arial" w:cs="Arial"/>
+          <w:sz w:val="32"/>
+          <w:szCs w:val="32"/>
+        </w:rPr>
+        <w:t>o pixels</w:t>
+      </w:r>
+      <w:proofErr w:type="gramEnd"/>
+      <w:r>
+        <w:rPr>
+          <w:rFonts w:ascii="Arial" w:hAnsi="Arial" w:cs="Arial"/>
+          <w:sz w:val="32"/>
+          <w:szCs w:val="32"/>
+        </w:rPr>
+        <w:t xml:space="preserve">, positivo sendo topo e direita, negativo sendo esquerda e baixo (misturando o Absolute com </w:t>
+      </w:r>
+      <w:proofErr w:type="spellStart"/>
+      <w:r>
+        <w:rPr>
+          <w:rFonts w:ascii="Arial" w:hAnsi="Arial" w:cs="Arial"/>
+          <w:sz w:val="32"/>
+          <w:szCs w:val="32"/>
+        </w:rPr>
+        <w:t>transform</w:t>
+      </w:r>
+      <w:proofErr w:type="spellEnd"/>
+      <w:r>
+        <w:rPr>
+          <w:rFonts w:ascii="Arial" w:hAnsi="Arial" w:cs="Arial"/>
+          <w:sz w:val="32"/>
+          <w:szCs w:val="32"/>
+        </w:rPr>
+        <w:t>, podemos alcançar o centro com “50% 50% e -50% -50%)</w:t>
+      </w:r>
+    </w:p>
+    <w:p>
+      <w:pPr>
+        <w:rPr>
+          <w:rFonts w:ascii="Arial" w:hAnsi="Arial" w:cs="Arial"/>
+          <w:sz w:val="32"/>
+          <w:szCs w:val="32"/>
+        </w:rPr>
+      </w:pPr>
+    </w:p>
+    <w:p>
+      <w:pPr>
+        <w:rPr>
+          <w:rFonts w:ascii="Arial" w:hAnsi="Arial" w:cs="Arial"/>
+          <w:sz w:val="32"/>
+          <w:szCs w:val="32"/>
+        </w:rPr>
+      </w:pPr>
+      <w:proofErr w:type="spellStart"/>
+      <w:r>
+        <w:rPr>
+          <w:rFonts w:ascii="Arial" w:hAnsi="Arial" w:cs="Arial"/>
+          <w:b/>
+          <w:bCs/>
+          <w:sz w:val="32"/>
+          <w:szCs w:val="32"/>
+        </w:rPr>
+        <w:t>Table</w:t>
+      </w:r>
+      <w:proofErr w:type="spellEnd"/>
+      <w:r>
+        <w:rPr>
+          <w:rFonts w:ascii="Arial" w:hAnsi="Arial" w:cs="Arial"/>
+          <w:b/>
+          <w:bCs/>
+          <w:sz w:val="32"/>
+          <w:szCs w:val="32"/>
+        </w:rPr>
+        <w:t xml:space="preserve">; </w:t>
+      </w:r>
+      <w:r>
+        <w:rPr>
+          <w:rFonts w:ascii="Arial" w:hAnsi="Arial" w:cs="Arial"/>
+          <w:sz w:val="32"/>
+          <w:szCs w:val="32"/>
+        </w:rPr>
+        <w:t>tabela</w:t>
+      </w:r>
+    </w:p>
+    <w:p>
+      <w:pPr>
+        <w:rPr>
+          <w:rFonts w:ascii="Arial" w:hAnsi="Arial" w:cs="Arial"/>
+          <w:sz w:val="32"/>
+          <w:szCs w:val="32"/>
+        </w:rPr>
+      </w:pPr>
+      <w:proofErr w:type="spellStart"/>
+      <w:r>
+        <w:rPr>
+          <w:rFonts w:ascii="Arial" w:hAnsi="Arial" w:cs="Arial"/>
+          <w:b/>
+          <w:bCs/>
+          <w:sz w:val="32"/>
+          <w:szCs w:val="32"/>
+        </w:rPr>
+        <w:t>Caption</w:t>
+      </w:r>
+      <w:proofErr w:type="spellEnd"/>
+      <w:r>
+        <w:rPr>
+          <w:rFonts w:ascii="Arial" w:hAnsi="Arial" w:cs="Arial"/>
+          <w:b/>
+          <w:bCs/>
+          <w:sz w:val="32"/>
+          <w:szCs w:val="32"/>
+        </w:rPr>
+        <w:t xml:space="preserve">; </w:t>
+      </w:r>
+      <w:r>
+        <w:rPr>
+          <w:rFonts w:ascii="Arial" w:hAnsi="Arial" w:cs="Arial"/>
+          <w:sz w:val="32"/>
+          <w:szCs w:val="32"/>
+        </w:rPr>
+        <w:t>Título ou (legenda) da tabela</w:t>
+      </w:r>
+    </w:p>
+    <w:p>
+      <w:pPr>
+        <w:rPr>
+          <w:rFonts w:ascii="Arial" w:hAnsi="Arial" w:cs="Arial"/>
+          <w:sz w:val="32"/>
+          <w:szCs w:val="32"/>
+        </w:rPr>
+      </w:pPr>
+      <w:proofErr w:type="spellStart"/>
+      <w:r>
+        <w:rPr>
+          <w:rFonts w:ascii="Arial" w:hAnsi="Arial" w:cs="Arial"/>
+          <w:b/>
+          <w:bCs/>
+          <w:sz w:val="32"/>
+          <w:szCs w:val="32"/>
+        </w:rPr>
+        <w:t>Th</w:t>
+      </w:r>
+      <w:proofErr w:type="spellEnd"/>
+      <w:r>
+        <w:rPr>
+          <w:rFonts w:ascii="Arial" w:hAnsi="Arial" w:cs="Arial"/>
+          <w:b/>
+          <w:bCs/>
+          <w:sz w:val="32"/>
+          <w:szCs w:val="32"/>
+        </w:rPr>
+        <w:t xml:space="preserve">; </w:t>
+      </w:r>
+      <w:r>
+        <w:rPr>
+          <w:rFonts w:ascii="Arial" w:hAnsi="Arial" w:cs="Arial"/>
+          <w:sz w:val="32"/>
+          <w:szCs w:val="32"/>
+        </w:rPr>
+        <w:t>Cabeçalho de tabela</w:t>
+      </w:r>
+    </w:p>
+    <w:p>
+      <w:pPr>
+        <w:rPr>
+          <w:rFonts w:ascii="Arial" w:hAnsi="Arial" w:cs="Arial"/>
+          <w:sz w:val="32"/>
+          <w:szCs w:val="32"/>
+        </w:rPr>
+      </w:pPr>
+      <w:proofErr w:type="spellStart"/>
+      <w:r>
+        <w:rPr>
+          <w:rFonts w:ascii="Arial" w:hAnsi="Arial" w:cs="Arial"/>
+          <w:b/>
+          <w:bCs/>
+          <w:sz w:val="32"/>
+          <w:szCs w:val="32"/>
+        </w:rPr>
+        <w:t>Tr</w:t>
+      </w:r>
+      <w:proofErr w:type="spellEnd"/>
+      <w:r>
+        <w:rPr>
+          <w:rFonts w:ascii="Arial" w:hAnsi="Arial" w:cs="Arial"/>
+          <w:b/>
+          <w:bCs/>
+          <w:sz w:val="32"/>
+          <w:szCs w:val="32"/>
+        </w:rPr>
+        <w:t xml:space="preserve">; </w:t>
+      </w:r>
+      <w:r>
+        <w:rPr>
+          <w:rFonts w:ascii="Arial" w:hAnsi="Arial" w:cs="Arial"/>
+          <w:sz w:val="32"/>
+          <w:szCs w:val="32"/>
+        </w:rPr>
+        <w:t>Linha de tabela</w:t>
+      </w:r>
+    </w:p>
+    <w:p>
+      <w:pPr>
+        <w:rPr>
+          <w:rFonts w:ascii="Arial" w:hAnsi="Arial" w:cs="Arial"/>
+          <w:sz w:val="32"/>
+          <w:szCs w:val="32"/>
+        </w:rPr>
+      </w:pPr>
+      <w:proofErr w:type="spellStart"/>
+      <w:r>
+        <w:rPr>
+          <w:rFonts w:ascii="Arial" w:hAnsi="Arial" w:cs="Arial"/>
+          <w:b/>
+          <w:bCs/>
+          <w:sz w:val="32"/>
+          <w:szCs w:val="32"/>
+        </w:rPr>
+        <w:t>Td</w:t>
+      </w:r>
+      <w:proofErr w:type="spellEnd"/>
+      <w:r>
+        <w:rPr>
+          <w:rFonts w:ascii="Arial" w:hAnsi="Arial" w:cs="Arial"/>
+          <w:b/>
+          <w:bCs/>
+          <w:sz w:val="32"/>
+          <w:szCs w:val="32"/>
+        </w:rPr>
+        <w:t>;</w:t>
+      </w:r>
+      <w:r>
+        <w:rPr>
+          <w:rFonts w:ascii="Arial" w:hAnsi="Arial" w:cs="Arial"/>
+          <w:sz w:val="32"/>
+          <w:szCs w:val="32"/>
+        </w:rPr>
+        <w:t xml:space="preserve"> Dado de tabela</w:t>
+      </w:r>
+    </w:p>
+    <w:p>
+      <w:pPr>
+        <w:rPr>
+          <w:rFonts w:ascii="Arial" w:hAnsi="Arial" w:cs="Arial"/>
+          <w:sz w:val="32"/>
+          <w:szCs w:val="32"/>
+        </w:rPr>
+      </w:pPr>
+      <w:proofErr w:type="spellStart"/>
+      <w:r>
+        <w:rPr>
+          <w:rFonts w:ascii="Arial" w:hAnsi="Arial" w:cs="Arial"/>
+          <w:b/>
+          <w:bCs/>
+          <w:sz w:val="32"/>
+          <w:szCs w:val="32"/>
+        </w:rPr>
+        <w:t>Scope</w:t>
+      </w:r>
+      <w:proofErr w:type="spellEnd"/>
+      <w:r>
+        <w:rPr>
+          <w:rFonts w:ascii="Arial" w:hAnsi="Arial" w:cs="Arial"/>
+          <w:b/>
+          <w:bCs/>
+          <w:sz w:val="32"/>
+          <w:szCs w:val="32"/>
+        </w:rPr>
+        <w:t>=””;</w:t>
+      </w:r>
+      <w:r>
+        <w:rPr>
+          <w:rFonts w:ascii="Arial" w:hAnsi="Arial" w:cs="Arial"/>
+          <w:sz w:val="32"/>
+          <w:szCs w:val="32"/>
+        </w:rPr>
+        <w:t xml:space="preserve"> </w:t>
+      </w:r>
+      <w:proofErr w:type="gramStart"/>
+      <w:r>
+        <w:rPr>
+          <w:rFonts w:ascii="Arial" w:hAnsi="Arial" w:cs="Arial"/>
+          <w:sz w:val="32"/>
+          <w:szCs w:val="32"/>
+        </w:rPr>
+        <w:t>Se</w:t>
+      </w:r>
+      <w:proofErr w:type="gramEnd"/>
+      <w:r>
+        <w:rPr>
+          <w:rFonts w:ascii="Arial" w:hAnsi="Arial" w:cs="Arial"/>
+          <w:sz w:val="32"/>
+          <w:szCs w:val="32"/>
+        </w:rPr>
+        <w:t xml:space="preserve"> o título é da coluna (</w:t>
+      </w:r>
+      <w:proofErr w:type="spellStart"/>
+      <w:r>
+        <w:rPr>
+          <w:rFonts w:ascii="Arial" w:hAnsi="Arial" w:cs="Arial"/>
+          <w:sz w:val="32"/>
+          <w:szCs w:val="32"/>
+        </w:rPr>
+        <w:t>col</w:t>
+      </w:r>
+      <w:proofErr w:type="spellEnd"/>
+      <w:r>
+        <w:rPr>
+          <w:rFonts w:ascii="Arial" w:hAnsi="Arial" w:cs="Arial"/>
+          <w:sz w:val="32"/>
+          <w:szCs w:val="32"/>
+        </w:rPr>
+        <w:t>) ou linha (</w:t>
+      </w:r>
+      <w:proofErr w:type="spellStart"/>
+      <w:r>
+        <w:rPr>
+          <w:rFonts w:ascii="Arial" w:hAnsi="Arial" w:cs="Arial"/>
+          <w:sz w:val="32"/>
+          <w:szCs w:val="32"/>
+        </w:rPr>
+        <w:t>row</w:t>
+      </w:r>
+      <w:proofErr w:type="spellEnd"/>
+      <w:r>
+        <w:rPr>
+          <w:rFonts w:ascii="Arial" w:hAnsi="Arial" w:cs="Arial"/>
+          <w:sz w:val="32"/>
+          <w:szCs w:val="32"/>
+        </w:rPr>
+        <w:t>)</w:t>
+      </w:r>
+      <w:r>
+        <w:rPr>
+          <w:rFonts w:ascii="Arial" w:hAnsi="Arial" w:cs="Arial"/>
+          <w:sz w:val="32"/>
+          <w:szCs w:val="32"/>
+        </w:rPr>
+        <w:t>, se for de um grupo de linhas (</w:t>
+      </w:r>
+      <w:proofErr w:type="spellStart"/>
+      <w:r>
+        <w:rPr>
+          <w:rFonts w:ascii="Arial" w:hAnsi="Arial" w:cs="Arial"/>
+          <w:sz w:val="32"/>
+          <w:szCs w:val="32"/>
+        </w:rPr>
+        <w:t>rowgroup</w:t>
+      </w:r>
+      <w:proofErr w:type="spellEnd"/>
+      <w:r>
+        <w:rPr>
+          <w:rFonts w:ascii="Arial" w:hAnsi="Arial" w:cs="Arial"/>
+          <w:sz w:val="32"/>
+          <w:szCs w:val="32"/>
+        </w:rPr>
+        <w:t>) se for de um grupo de colunas (</w:t>
+      </w:r>
+      <w:proofErr w:type="spellStart"/>
+      <w:r>
+        <w:rPr>
+          <w:rFonts w:ascii="Arial" w:hAnsi="Arial" w:cs="Arial"/>
+          <w:sz w:val="32"/>
+          <w:szCs w:val="32"/>
+        </w:rPr>
+        <w:t>colgroup</w:t>
+      </w:r>
+      <w:proofErr w:type="spellEnd"/>
+      <w:r>
+        <w:rPr>
+          <w:rFonts w:ascii="Arial" w:hAnsi="Arial" w:cs="Arial"/>
+          <w:sz w:val="32"/>
+          <w:szCs w:val="32"/>
+        </w:rPr>
+        <w:t>)</w:t>
+      </w:r>
+    </w:p>
+    <w:p>
+      <w:pPr>
+        <w:rPr>
+          <w:rFonts w:ascii="Arial" w:hAnsi="Arial" w:cs="Arial"/>
+          <w:sz w:val="32"/>
+          <w:szCs w:val="32"/>
+        </w:rPr>
+      </w:pPr>
+      <w:r>
+        <w:rPr>
+          <w:rFonts w:ascii="Arial" w:hAnsi="Arial" w:cs="Arial"/>
+          <w:b/>
+          <w:bCs/>
+          <w:sz w:val="32"/>
+          <w:szCs w:val="32"/>
+        </w:rPr>
+        <w:t xml:space="preserve">Overflow; </w:t>
+      </w:r>
+      <w:r>
+        <w:rPr>
+          <w:rFonts w:ascii="Arial" w:hAnsi="Arial" w:cs="Arial"/>
+          <w:sz w:val="32"/>
+          <w:szCs w:val="32"/>
+        </w:rPr>
+        <w:t>para colocar rolagem apenas na tabela, para que ela fique responsiva.</w:t>
+      </w:r>
+    </w:p>
+    <w:p>
+      <w:pPr>
+        <w:rPr>
+          <w:rFonts w:ascii="Arial" w:hAnsi="Arial" w:cs="Arial"/>
+          <w:sz w:val="32"/>
+          <w:szCs w:val="32"/>
+        </w:rPr>
+      </w:pPr>
+    </w:p>
+    <w:p>
+      <w:pPr>
+        <w:rPr>
+          <w:rFonts w:ascii="Arial" w:hAnsi="Arial" w:cs="Arial"/>
+          <w:sz w:val="32"/>
+          <w:szCs w:val="32"/>
+        </w:rPr>
+      </w:pPr>
+      <w:r>
+        <w:rPr>
+          <w:rFonts w:ascii="Arial" w:hAnsi="Arial" w:cs="Arial"/>
+          <w:b/>
+          <w:bCs/>
+          <w:sz w:val="32"/>
+          <w:szCs w:val="32"/>
+        </w:rPr>
+        <w:t xml:space="preserve">Iframe; </w:t>
+      </w:r>
+      <w:r>
+        <w:rPr>
+          <w:rFonts w:ascii="Arial" w:hAnsi="Arial" w:cs="Arial"/>
+          <w:sz w:val="32"/>
+          <w:szCs w:val="32"/>
+        </w:rPr>
+        <w:t>Serve para criar uma janela de um site externo, dentro do seu site (um quadro que traz</w:t>
+      </w:r>
+      <w:r>
+        <w:rPr>
+          <w:rFonts w:ascii="Arial" w:hAnsi="Arial" w:cs="Arial"/>
+          <w:sz w:val="32"/>
+          <w:szCs w:val="32"/>
+        </w:rPr>
+        <w:t xml:space="preserve"> um site para dentro do seu código)</w:t>
+      </w:r>
+    </w:p>
+    <w:p>
+      <w:pPr>
+        <w:rPr>
+          <w:rFonts w:ascii="Arial" w:hAnsi="Arial" w:cs="Arial"/>
+          <w:sz w:val="32"/>
+          <w:szCs w:val="32"/>
+        </w:rPr>
+      </w:pPr>
+    </w:p>
+    <w:p>
+      <w:pPr>
+        <w:rPr>
+          <w:rFonts w:ascii="Arial" w:hAnsi="Arial" w:cs="Arial"/>
+          <w:sz w:val="32"/>
+          <w:szCs w:val="32"/>
+        </w:rPr>
+      </w:pPr>
+      <w:proofErr w:type="spellStart"/>
+      <w:r>
+        <w:rPr>
+          <w:rFonts w:ascii="Arial" w:hAnsi="Arial" w:cs="Arial"/>
+          <w:b/>
+          <w:bCs/>
+          <w:sz w:val="32"/>
+          <w:szCs w:val="32"/>
+        </w:rPr>
+        <w:t>Scolling</w:t>
+      </w:r>
+      <w:proofErr w:type="spellEnd"/>
+      <w:r>
+        <w:rPr>
+          <w:rFonts w:ascii="Arial" w:hAnsi="Arial" w:cs="Arial"/>
+          <w:b/>
+          <w:bCs/>
+          <w:sz w:val="32"/>
+          <w:szCs w:val="32"/>
+        </w:rPr>
+        <w:t xml:space="preserve">=”no”; </w:t>
+      </w:r>
+      <w:proofErr w:type="gramStart"/>
+      <w:r>
+        <w:rPr>
+          <w:rFonts w:ascii="Arial" w:hAnsi="Arial" w:cs="Arial"/>
+          <w:sz w:val="32"/>
+          <w:szCs w:val="32"/>
+        </w:rPr>
+        <w:t>Desabilita</w:t>
+      </w:r>
+      <w:proofErr w:type="gramEnd"/>
+      <w:r>
+        <w:rPr>
+          <w:rFonts w:ascii="Arial" w:hAnsi="Arial" w:cs="Arial"/>
+          <w:sz w:val="32"/>
+          <w:szCs w:val="32"/>
+        </w:rPr>
+        <w:t xml:space="preserve"> a rolagem.</w:t>
+      </w:r>
+    </w:p>
+    <w:p>
+      <w:pPr>
+        <w:rPr>
+          <w:rFonts w:ascii="Arial" w:hAnsi="Arial" w:cs="Arial"/>
+          <w:sz w:val="32"/>
+          <w:szCs w:val="32"/>
+        </w:rPr>
+      </w:pPr>
+    </w:p>
+    <w:p>
+      <w:pPr>
+        <w:rPr>
+          <w:rFonts w:ascii="Arial" w:hAnsi="Arial" w:cs="Arial"/>
+          <w:b/>
+          <w:bCs/>
+          <w:sz w:val="32"/>
+          <w:szCs w:val="32"/>
+        </w:rPr>
+      </w:pPr>
+      <w:r>
+        <w:rPr>
+          <w:rFonts w:ascii="Arial" w:hAnsi="Arial" w:cs="Arial"/>
+          <w:b/>
+          <w:bCs/>
+          <w:sz w:val="32"/>
+          <w:szCs w:val="32"/>
+        </w:rPr>
+        <w:t>Border-</w:t>
+      </w:r>
+      <w:proofErr w:type="spellStart"/>
+      <w:r>
+        <w:rPr>
+          <w:rFonts w:ascii="Arial" w:hAnsi="Arial" w:cs="Arial"/>
+          <w:b/>
+          <w:bCs/>
+          <w:sz w:val="32"/>
+          <w:szCs w:val="32"/>
+        </w:rPr>
+        <w:t>collapse</w:t>
+      </w:r>
+      <w:proofErr w:type="spellEnd"/>
+      <w:r>
+        <w:rPr>
+          <w:rFonts w:ascii="Arial" w:hAnsi="Arial" w:cs="Arial"/>
+          <w:b/>
+          <w:bCs/>
+          <w:sz w:val="32"/>
+          <w:szCs w:val="32"/>
+        </w:rPr>
+        <w:t xml:space="preserve">: </w:t>
+      </w:r>
+      <w:proofErr w:type="spellStart"/>
+      <w:r>
+        <w:rPr>
+          <w:rFonts w:ascii="Arial" w:hAnsi="Arial" w:cs="Arial"/>
+          <w:b/>
+          <w:bCs/>
+          <w:sz w:val="32"/>
+          <w:szCs w:val="32"/>
+        </w:rPr>
+        <w:t>collapse</w:t>
+      </w:r>
+      <w:proofErr w:type="spellEnd"/>
+      <w:r>
+        <w:rPr>
+          <w:rFonts w:ascii="Arial" w:hAnsi="Arial" w:cs="Arial"/>
+          <w:b/>
+          <w:bCs/>
+          <w:sz w:val="32"/>
+          <w:szCs w:val="32"/>
+        </w:rPr>
+        <w:t xml:space="preserve">; </w:t>
+      </w:r>
+      <w:proofErr w:type="gramStart"/>
+      <w:r>
+        <w:rPr>
+          <w:rFonts w:ascii="Arial" w:hAnsi="Arial" w:cs="Arial"/>
+          <w:sz w:val="32"/>
+          <w:szCs w:val="32"/>
+        </w:rPr>
+        <w:t>Para</w:t>
+      </w:r>
+      <w:proofErr w:type="gramEnd"/>
+      <w:r>
+        <w:rPr>
+          <w:rFonts w:ascii="Arial" w:hAnsi="Arial" w:cs="Arial"/>
+          <w:sz w:val="32"/>
+          <w:szCs w:val="32"/>
+        </w:rPr>
+        <w:t xml:space="preserve"> colapsar (juntar) as linhas uma na outra</w:t>
+      </w:r>
+      <w:r>
+        <w:rPr>
+          <w:rFonts w:ascii="Arial" w:hAnsi="Arial" w:cs="Arial"/>
+          <w:b/>
+          <w:bCs/>
+          <w:sz w:val="32"/>
+          <w:szCs w:val="32"/>
+        </w:rPr>
+        <w:t xml:space="preserve"> </w:t>
+      </w:r>
+    </w:p>
+    <w:p>
+      <w:pPr>
+        <w:rPr>
+          <w:rFonts w:ascii="Arial" w:hAnsi="Arial" w:cs="Arial"/>
+          <w:b/>
+          <w:bCs/>
+          <w:sz w:val="32"/>
+          <w:szCs w:val="32"/>
+        </w:rPr>
+      </w:pPr>
+    </w:p>
+    <w:p>
+      <w:pPr>
+        <w:rPr>
+          <w:rFonts w:ascii="Arial" w:hAnsi="Arial" w:cs="Arial"/>
+          <w:sz w:val="32"/>
+          <w:szCs w:val="32"/>
+        </w:rPr>
+      </w:pPr>
+      <w:r>
+        <w:rPr>
+          <w:rFonts w:ascii="Arial" w:hAnsi="Arial" w:cs="Arial"/>
+          <w:b/>
+          <w:bCs/>
+          <w:sz w:val="32"/>
+          <w:szCs w:val="32"/>
+        </w:rPr>
+        <w:t>:</w:t>
+      </w:r>
+      <w:proofErr w:type="spellStart"/>
+      <w:r>
+        <w:rPr>
+          <w:rFonts w:ascii="Arial" w:hAnsi="Arial" w:cs="Arial"/>
+          <w:b/>
+          <w:bCs/>
+          <w:sz w:val="32"/>
+          <w:szCs w:val="32"/>
+        </w:rPr>
+        <w:t>nth-child</w:t>
+      </w:r>
+      <w:proofErr w:type="spellEnd"/>
+      <w:r>
+        <w:rPr>
+          <w:rFonts w:ascii="Arial" w:hAnsi="Arial" w:cs="Arial"/>
+          <w:b/>
+          <w:bCs/>
+          <w:sz w:val="32"/>
+          <w:szCs w:val="32"/>
+        </w:rPr>
+        <w:t>(</w:t>
+      </w:r>
+      <w:proofErr w:type="spellStart"/>
+      <w:r>
+        <w:rPr>
+          <w:rFonts w:ascii="Arial" w:hAnsi="Arial" w:cs="Arial"/>
+          <w:b/>
+          <w:bCs/>
+          <w:sz w:val="32"/>
+          <w:szCs w:val="32"/>
+        </w:rPr>
+        <w:t>odd</w:t>
+      </w:r>
+      <w:proofErr w:type="spellEnd"/>
+      <w:r>
+        <w:rPr>
+          <w:rFonts w:ascii="Arial" w:hAnsi="Arial" w:cs="Arial"/>
+          <w:b/>
+          <w:bCs/>
+          <w:sz w:val="32"/>
+          <w:szCs w:val="32"/>
+        </w:rPr>
+        <w:t xml:space="preserve">); </w:t>
+      </w:r>
+      <w:r>
+        <w:rPr>
+          <w:rFonts w:ascii="Arial" w:hAnsi="Arial" w:cs="Arial"/>
+          <w:sz w:val="32"/>
+          <w:szCs w:val="32"/>
+        </w:rPr>
+        <w:t>Efeito zebrado na tabela</w:t>
+      </w:r>
+    </w:p>
+    <w:p>
+      <w:pPr>
+        <w:rPr>
+          <w:rFonts w:ascii="Arial" w:hAnsi="Arial" w:cs="Arial"/>
+          <w:sz w:val="32"/>
+          <w:szCs w:val="32"/>
+        </w:rPr>
+      </w:pPr>
+    </w:p>
+    <w:p>
+      <w:pPr>
+        <w:rPr>
+          <w:rFonts w:ascii="Arial" w:hAnsi="Arial" w:cs="Arial"/>
+          <w:sz w:val="32"/>
+          <w:szCs w:val="32"/>
+        </w:rPr>
+      </w:pPr>
+      <w:proofErr w:type="spellStart"/>
+      <w:r>
+        <w:rPr>
+          <w:rFonts w:ascii="Arial" w:hAnsi="Arial" w:cs="Arial"/>
+          <w:b/>
+          <w:bCs/>
+          <w:sz w:val="32"/>
+          <w:szCs w:val="32"/>
+        </w:rPr>
+        <w:t>Td</w:t>
+      </w:r>
+      <w:proofErr w:type="spellEnd"/>
+      <w:r>
+        <w:rPr>
+          <w:rFonts w:ascii="Arial" w:hAnsi="Arial" w:cs="Arial"/>
+          <w:b/>
+          <w:bCs/>
+          <w:sz w:val="32"/>
+          <w:szCs w:val="32"/>
+        </w:rPr>
+        <w:t xml:space="preserve"> </w:t>
+      </w:r>
+      <w:proofErr w:type="spellStart"/>
+      <w:r>
+        <w:rPr>
+          <w:rFonts w:ascii="Arial" w:hAnsi="Arial" w:cs="Arial"/>
+          <w:b/>
+          <w:bCs/>
+          <w:sz w:val="32"/>
+          <w:szCs w:val="32"/>
+        </w:rPr>
+        <w:t>rowspan</w:t>
+      </w:r>
+      <w:proofErr w:type="spellEnd"/>
+      <w:r>
+        <w:rPr>
+          <w:rFonts w:ascii="Arial" w:hAnsi="Arial" w:cs="Arial"/>
+          <w:b/>
+          <w:bCs/>
+          <w:sz w:val="32"/>
+          <w:szCs w:val="32"/>
+        </w:rPr>
+        <w:t>=”3”;</w:t>
+      </w:r>
+      <w:r>
+        <w:rPr>
+          <w:rFonts w:ascii="Arial" w:hAnsi="Arial" w:cs="Arial"/>
+          <w:sz w:val="32"/>
+          <w:szCs w:val="32"/>
+        </w:rPr>
+        <w:t xml:space="preserve"> espaço (expandir) de linhas</w:t>
+      </w:r>
+    </w:p>
+    <w:p>
+      <w:pPr>
+        <w:rPr>
+          <w:rFonts w:ascii="Arial" w:hAnsi="Arial" w:cs="Arial"/>
+          <w:sz w:val="32"/>
+          <w:szCs w:val="32"/>
+        </w:rPr>
+      </w:pPr>
+      <w:proofErr w:type="spellStart"/>
+      <w:r>
+        <w:rPr>
+          <w:rFonts w:ascii="Arial" w:hAnsi="Arial" w:cs="Arial"/>
+          <w:b/>
+          <w:bCs/>
+          <w:sz w:val="32"/>
+          <w:szCs w:val="32"/>
+        </w:rPr>
+        <w:t>Td</w:t>
+      </w:r>
+      <w:proofErr w:type="spellEnd"/>
+      <w:r>
+        <w:rPr>
+          <w:rFonts w:ascii="Arial" w:hAnsi="Arial" w:cs="Arial"/>
+          <w:b/>
+          <w:bCs/>
+          <w:sz w:val="32"/>
+          <w:szCs w:val="32"/>
+        </w:rPr>
+        <w:t xml:space="preserve"> </w:t>
+      </w:r>
+      <w:proofErr w:type="spellStart"/>
+      <w:r>
+        <w:rPr>
+          <w:rFonts w:ascii="Arial" w:hAnsi="Arial" w:cs="Arial"/>
+          <w:b/>
+          <w:bCs/>
+          <w:sz w:val="32"/>
+          <w:szCs w:val="32"/>
+        </w:rPr>
+        <w:t>colspan</w:t>
+      </w:r>
+      <w:proofErr w:type="spellEnd"/>
+      <w:r>
+        <w:rPr>
+          <w:rFonts w:ascii="Arial" w:hAnsi="Arial" w:cs="Arial"/>
+          <w:b/>
+          <w:bCs/>
+          <w:sz w:val="32"/>
+          <w:szCs w:val="32"/>
+        </w:rPr>
+        <w:t xml:space="preserve">=”2”; </w:t>
+      </w:r>
+      <w:r>
+        <w:rPr>
+          <w:rFonts w:ascii="Arial" w:hAnsi="Arial" w:cs="Arial"/>
+          <w:sz w:val="32"/>
+          <w:szCs w:val="32"/>
+        </w:rPr>
+        <w:t>Espaço (expandir) colunas</w:t>
+      </w:r>
+    </w:p>
+    <w:p>
+      <w:pPr>
+        <w:rPr>
+          <w:rFonts w:ascii="Arial" w:hAnsi="Arial" w:cs="Arial"/>
+          <w:sz w:val="32"/>
+          <w:szCs w:val="32"/>
+        </w:rPr>
+      </w:pPr>
+    </w:p>
+    <w:p>
+      <w:pPr>
+        <w:rPr>
+          <w:rFonts w:ascii="Arial" w:hAnsi="Arial" w:cs="Arial"/>
+          <w:b/>
+          <w:bCs/>
+          <w:sz w:val="32"/>
+          <w:szCs w:val="32"/>
+        </w:rPr>
+      </w:pPr>
+    </w:p>
+    <w:p>
+      <w:pPr>
+        <w:rPr>
+          <w:rFonts w:ascii="Arial" w:hAnsi="Arial" w:cs="Arial"/>
+          <w:sz w:val="32"/>
+          <w:szCs w:val="32"/>
+        </w:rPr>
+      </w:pPr>
+      <w:r>
+        <w:rPr>
+          <w:rFonts w:ascii="Arial" w:hAnsi="Arial" w:cs="Arial"/>
+          <w:b/>
+          <w:bCs/>
+          <w:sz w:val="32"/>
+          <w:szCs w:val="32"/>
+        </w:rPr>
+        <w:t>Vertical-</w:t>
+      </w:r>
+      <w:proofErr w:type="spellStart"/>
+      <w:r>
+        <w:rPr>
+          <w:rFonts w:ascii="Arial" w:hAnsi="Arial" w:cs="Arial"/>
+          <w:b/>
+          <w:bCs/>
+          <w:sz w:val="32"/>
+          <w:szCs w:val="32"/>
+        </w:rPr>
+        <w:t>align</w:t>
+      </w:r>
+      <w:proofErr w:type="spellEnd"/>
+      <w:r>
+        <w:rPr>
+          <w:rFonts w:ascii="Arial" w:hAnsi="Arial" w:cs="Arial"/>
+          <w:b/>
+          <w:bCs/>
+          <w:sz w:val="32"/>
+          <w:szCs w:val="32"/>
+        </w:rPr>
+        <w:t xml:space="preserve">: top, Middle, </w:t>
+      </w:r>
+      <w:proofErr w:type="spellStart"/>
+      <w:r>
+        <w:rPr>
+          <w:rFonts w:ascii="Arial" w:hAnsi="Arial" w:cs="Arial"/>
+          <w:b/>
+          <w:bCs/>
+          <w:sz w:val="32"/>
+          <w:szCs w:val="32"/>
+        </w:rPr>
+        <w:t>bottom</w:t>
+      </w:r>
+      <w:proofErr w:type="spellEnd"/>
+      <w:r>
+        <w:rPr>
+          <w:rFonts w:ascii="Arial" w:hAnsi="Arial" w:cs="Arial"/>
+          <w:b/>
+          <w:bCs/>
+          <w:sz w:val="32"/>
+          <w:szCs w:val="32"/>
+        </w:rPr>
+        <w:t>;</w:t>
+      </w:r>
+      <w:r>
+        <w:rPr>
+          <w:rFonts w:ascii="Arial" w:hAnsi="Arial" w:cs="Arial"/>
+          <w:sz w:val="32"/>
+          <w:szCs w:val="32"/>
+        </w:rPr>
+        <w:t xml:space="preserve"> para alinhar verticalmente</w:t>
+      </w:r>
+    </w:p>
+    <w:p>
+      <w:pPr>
+        <w:rPr>
+          <w:rFonts w:ascii="Arial" w:hAnsi="Arial" w:cs="Arial"/>
+          <w:sz w:val="32"/>
+          <w:szCs w:val="32"/>
+        </w:rPr>
+      </w:pPr>
+    </w:p>
+    <w:p>
+      <w:pPr>
+        <w:rPr>
+          <w:rFonts w:ascii="Arial" w:hAnsi="Arial" w:cs="Arial"/>
+          <w:sz w:val="32"/>
+          <w:szCs w:val="32"/>
+        </w:rPr>
+      </w:pPr>
+      <w:proofErr w:type="spellStart"/>
+      <w:r>
+        <w:rPr>
+          <w:rFonts w:ascii="Arial" w:hAnsi="Arial" w:cs="Arial"/>
+          <w:b/>
+          <w:bCs/>
+          <w:sz w:val="32"/>
+          <w:szCs w:val="32"/>
+        </w:rPr>
+        <w:t>Name</w:t>
+      </w:r>
+      <w:proofErr w:type="spellEnd"/>
+      <w:r>
+        <w:rPr>
+          <w:rFonts w:ascii="Arial" w:hAnsi="Arial" w:cs="Arial"/>
+          <w:b/>
+          <w:bCs/>
+          <w:sz w:val="32"/>
+          <w:szCs w:val="32"/>
+        </w:rPr>
+        <w:t xml:space="preserve">; </w:t>
+      </w:r>
+      <w:proofErr w:type="gramStart"/>
+      <w:r>
+        <w:rPr>
+          <w:rFonts w:ascii="Arial" w:hAnsi="Arial" w:cs="Arial"/>
+          <w:sz w:val="32"/>
+          <w:szCs w:val="32"/>
+        </w:rPr>
+        <w:t>Para</w:t>
+      </w:r>
+      <w:proofErr w:type="gramEnd"/>
+      <w:r>
+        <w:rPr>
+          <w:rFonts w:ascii="Arial" w:hAnsi="Arial" w:cs="Arial"/>
+          <w:sz w:val="32"/>
+          <w:szCs w:val="32"/>
+        </w:rPr>
+        <w:t xml:space="preserve"> dar nome para um target.</w:t>
+      </w:r>
+    </w:p>
+    <w:p>
+      <w:pPr>
+        <w:rPr>
+          <w:rFonts w:ascii="Arial" w:hAnsi="Arial" w:cs="Arial"/>
+          <w:sz w:val="32"/>
+          <w:szCs w:val="32"/>
+        </w:rPr>
+      </w:pPr>
+      <w:r>
+        <w:rPr>
+          <w:rFonts w:ascii="Arial" w:hAnsi="Arial" w:cs="Arial"/>
+          <w:b/>
+          <w:bCs/>
+          <w:sz w:val="32"/>
+          <w:szCs w:val="32"/>
+        </w:rPr>
+        <w:t xml:space="preserve">Iframe </w:t>
+      </w:r>
+      <w:proofErr w:type="spellStart"/>
+      <w:r>
+        <w:rPr>
+          <w:rFonts w:ascii="Arial" w:hAnsi="Arial" w:cs="Arial"/>
+          <w:b/>
+          <w:bCs/>
+          <w:sz w:val="32"/>
+          <w:szCs w:val="32"/>
+        </w:rPr>
+        <w:t>srcdoc</w:t>
+      </w:r>
+      <w:proofErr w:type="spellEnd"/>
+      <w:r>
+        <w:rPr>
+          <w:rFonts w:ascii="Arial" w:hAnsi="Arial" w:cs="Arial"/>
+          <w:b/>
+          <w:bCs/>
+          <w:sz w:val="32"/>
+          <w:szCs w:val="32"/>
+        </w:rPr>
+        <w:t xml:space="preserve">; </w:t>
+      </w:r>
+      <w:proofErr w:type="gramStart"/>
+      <w:r>
+        <w:rPr>
+          <w:rFonts w:ascii="Arial" w:hAnsi="Arial" w:cs="Arial"/>
+          <w:sz w:val="32"/>
+          <w:szCs w:val="32"/>
+        </w:rPr>
+        <w:t>Para</w:t>
+      </w:r>
+      <w:proofErr w:type="gramEnd"/>
+      <w:r>
+        <w:rPr>
+          <w:rFonts w:ascii="Arial" w:hAnsi="Arial" w:cs="Arial"/>
+          <w:sz w:val="32"/>
+          <w:szCs w:val="32"/>
+        </w:rPr>
+        <w:t xml:space="preserve"> colocar conteúdo</w:t>
+      </w:r>
+    </w:p>
+    <w:p>
+      <w:pPr>
+        <w:rPr>
+          <w:rFonts w:ascii="Arial" w:hAnsi="Arial" w:cs="Arial"/>
+          <w:sz w:val="32"/>
+          <w:szCs w:val="32"/>
+        </w:rPr>
+      </w:pPr>
+      <w:r>
+        <w:rPr>
+          <w:rFonts w:ascii="Arial" w:hAnsi="Arial" w:cs="Arial"/>
+          <w:b/>
+          <w:bCs/>
+          <w:sz w:val="32"/>
+          <w:szCs w:val="32"/>
+        </w:rPr>
+        <w:t xml:space="preserve">Input </w:t>
+      </w:r>
+      <w:proofErr w:type="spellStart"/>
+      <w:r>
+        <w:rPr>
+          <w:rFonts w:ascii="Arial" w:hAnsi="Arial" w:cs="Arial"/>
+          <w:b/>
+          <w:bCs/>
+          <w:sz w:val="32"/>
+          <w:szCs w:val="32"/>
+        </w:rPr>
+        <w:t>text</w:t>
+      </w:r>
+      <w:proofErr w:type="spellEnd"/>
+      <w:r>
+        <w:rPr>
+          <w:rFonts w:ascii="Arial" w:hAnsi="Arial" w:cs="Arial"/>
+          <w:b/>
+          <w:bCs/>
+          <w:sz w:val="32"/>
+          <w:szCs w:val="32"/>
+        </w:rPr>
+        <w:t xml:space="preserve">; </w:t>
+      </w:r>
+      <w:r>
+        <w:rPr>
+          <w:rFonts w:ascii="Arial" w:hAnsi="Arial" w:cs="Arial"/>
+          <w:sz w:val="32"/>
+          <w:szCs w:val="32"/>
+        </w:rPr>
+        <w:t>Caixa de texto para escrever</w:t>
+      </w:r>
+    </w:p>
+    <w:p>
+      <w:pPr>
+        <w:rPr>
+          <w:rFonts w:ascii="Arial" w:hAnsi="Arial" w:cs="Arial"/>
+          <w:sz w:val="32"/>
+          <w:szCs w:val="32"/>
+        </w:rPr>
+      </w:pPr>
+      <w:r>
+        <w:rPr>
+          <w:rFonts w:ascii="Arial" w:hAnsi="Arial" w:cs="Arial"/>
+          <w:b/>
+          <w:bCs/>
+          <w:sz w:val="32"/>
+          <w:szCs w:val="32"/>
+        </w:rPr>
+        <w:t xml:space="preserve">Input </w:t>
+      </w:r>
+      <w:proofErr w:type="spellStart"/>
+      <w:r>
+        <w:rPr>
+          <w:rFonts w:ascii="Arial" w:hAnsi="Arial" w:cs="Arial"/>
+          <w:b/>
+          <w:bCs/>
+          <w:sz w:val="32"/>
+          <w:szCs w:val="32"/>
+        </w:rPr>
+        <w:t>submit</w:t>
+      </w:r>
+      <w:proofErr w:type="spellEnd"/>
+      <w:r>
+        <w:rPr>
+          <w:rFonts w:ascii="Arial" w:hAnsi="Arial" w:cs="Arial"/>
+          <w:b/>
+          <w:bCs/>
+          <w:sz w:val="32"/>
+          <w:szCs w:val="32"/>
+        </w:rPr>
+        <w:t xml:space="preserve">; </w:t>
+      </w:r>
+      <w:r>
+        <w:rPr>
+          <w:rFonts w:ascii="Arial" w:hAnsi="Arial" w:cs="Arial"/>
+          <w:sz w:val="32"/>
+          <w:szCs w:val="32"/>
+        </w:rPr>
+        <w:t>cria um botão que vai levar a algum destino.</w:t>
+      </w:r>
+    </w:p>
+    <w:p>
+      <w:pPr>
+        <w:rPr>
+          <w:rFonts w:ascii="Arial" w:hAnsi="Arial" w:cs="Arial"/>
+          <w:sz w:val="32"/>
+          <w:szCs w:val="32"/>
+        </w:rPr>
+      </w:pPr>
+      <w:proofErr w:type="spellStart"/>
+      <w:r>
+        <w:rPr>
+          <w:rFonts w:ascii="Arial" w:hAnsi="Arial" w:cs="Arial"/>
+          <w:b/>
+          <w:bCs/>
+          <w:sz w:val="32"/>
+          <w:szCs w:val="32"/>
+        </w:rPr>
+        <w:t>Sandbox</w:t>
+      </w:r>
+      <w:proofErr w:type="spellEnd"/>
+      <w:proofErr w:type="gramStart"/>
+      <w:r>
+        <w:rPr>
+          <w:rFonts w:ascii="Arial" w:hAnsi="Arial" w:cs="Arial"/>
+          <w:b/>
+          <w:bCs/>
+          <w:sz w:val="32"/>
+          <w:szCs w:val="32"/>
+        </w:rPr>
+        <w:t>=”</w:t>
+      </w:r>
+      <w:proofErr w:type="spellStart"/>
+      <w:r>
+        <w:rPr>
+          <w:rFonts w:ascii="Arial" w:hAnsi="Arial" w:cs="Arial"/>
+          <w:b/>
+          <w:bCs/>
+          <w:sz w:val="32"/>
+          <w:szCs w:val="32"/>
+        </w:rPr>
+        <w:t>sandbox</w:t>
+      </w:r>
+      <w:proofErr w:type="spellEnd"/>
+      <w:proofErr w:type="gramEnd"/>
+      <w:r>
+        <w:rPr>
+          <w:rFonts w:ascii="Arial" w:hAnsi="Arial" w:cs="Arial"/>
+          <w:b/>
+          <w:bCs/>
+          <w:sz w:val="32"/>
+          <w:szCs w:val="32"/>
+        </w:rPr>
+        <w:t xml:space="preserve">”; </w:t>
+      </w:r>
+      <w:proofErr w:type="gramStart"/>
+      <w:r>
+        <w:rPr>
+          <w:rFonts w:ascii="Arial" w:hAnsi="Arial" w:cs="Arial"/>
+          <w:sz w:val="32"/>
+          <w:szCs w:val="32"/>
+        </w:rPr>
+        <w:t>Cria</w:t>
+      </w:r>
+      <w:proofErr w:type="gramEnd"/>
+      <w:r>
+        <w:rPr>
+          <w:rFonts w:ascii="Arial" w:hAnsi="Arial" w:cs="Arial"/>
+          <w:sz w:val="32"/>
+          <w:szCs w:val="32"/>
+        </w:rPr>
+        <w:t xml:space="preserve"> uma proteção contra outros sites, que tentem fazer algo dentro do seu site por iframes.</w:t>
+      </w:r>
+    </w:p>
+    <w:p>
+      <w:pPr>
+        <w:rPr>
+          <w:rFonts w:ascii="Arial" w:hAnsi="Arial" w:cs="Arial"/>
+          <w:sz w:val="32"/>
+          <w:szCs w:val="32"/>
+        </w:rPr>
+      </w:pPr>
+      <w:proofErr w:type="spellStart"/>
+      <w:r>
+        <w:rPr>
+          <w:rFonts w:ascii="Arial" w:hAnsi="Arial" w:cs="Arial"/>
+          <w:b/>
+          <w:bCs/>
+          <w:sz w:val="32"/>
+          <w:szCs w:val="32"/>
+        </w:rPr>
+        <w:t>Sandbox</w:t>
+      </w:r>
+      <w:proofErr w:type="spellEnd"/>
+      <w:proofErr w:type="gramStart"/>
+      <w:r>
+        <w:rPr>
+          <w:rFonts w:ascii="Arial" w:hAnsi="Arial" w:cs="Arial"/>
+          <w:b/>
+          <w:bCs/>
+          <w:sz w:val="32"/>
+          <w:szCs w:val="32"/>
+        </w:rPr>
+        <w:t>=”</w:t>
+      </w:r>
+      <w:proofErr w:type="spellStart"/>
+      <w:r>
+        <w:rPr>
+          <w:rFonts w:ascii="Arial" w:hAnsi="Arial" w:cs="Arial"/>
+          <w:b/>
+          <w:bCs/>
+          <w:sz w:val="32"/>
+          <w:szCs w:val="32"/>
+        </w:rPr>
+        <w:t>sandbox</w:t>
+      </w:r>
+      <w:proofErr w:type="spellEnd"/>
+      <w:proofErr w:type="gramEnd"/>
+      <w:r>
+        <w:rPr>
+          <w:rFonts w:ascii="Arial" w:hAnsi="Arial" w:cs="Arial"/>
+          <w:b/>
+          <w:bCs/>
+          <w:sz w:val="32"/>
+          <w:szCs w:val="32"/>
+        </w:rPr>
+        <w:t xml:space="preserve">” </w:t>
+      </w:r>
+      <w:proofErr w:type="spellStart"/>
+      <w:r>
+        <w:rPr>
+          <w:rFonts w:ascii="Arial" w:hAnsi="Arial" w:cs="Arial"/>
+          <w:b/>
+          <w:bCs/>
+          <w:sz w:val="32"/>
+          <w:szCs w:val="32"/>
+        </w:rPr>
+        <w:t>referrerpolicy</w:t>
+      </w:r>
+      <w:proofErr w:type="spellEnd"/>
+      <w:r>
+        <w:rPr>
+          <w:rFonts w:ascii="Arial" w:hAnsi="Arial" w:cs="Arial"/>
+          <w:b/>
+          <w:bCs/>
+          <w:sz w:val="32"/>
+          <w:szCs w:val="32"/>
+        </w:rPr>
+        <w:t>=”no-</w:t>
+      </w:r>
+      <w:proofErr w:type="spellStart"/>
+      <w:r>
+        <w:rPr>
+          <w:rFonts w:ascii="Arial" w:hAnsi="Arial" w:cs="Arial"/>
+          <w:b/>
+          <w:bCs/>
+          <w:sz w:val="32"/>
+          <w:szCs w:val="32"/>
+        </w:rPr>
+        <w:t>referrer</w:t>
+      </w:r>
+      <w:proofErr w:type="spellEnd"/>
+      <w:r>
+        <w:rPr>
+          <w:rFonts w:ascii="Arial" w:hAnsi="Arial" w:cs="Arial"/>
+          <w:b/>
+          <w:bCs/>
+          <w:sz w:val="32"/>
+          <w:szCs w:val="32"/>
+        </w:rPr>
+        <w:t xml:space="preserve">”; </w:t>
+      </w:r>
+      <w:proofErr w:type="gramStart"/>
+      <w:r>
+        <w:rPr>
+          <w:rFonts w:ascii="Arial" w:hAnsi="Arial" w:cs="Arial"/>
+          <w:sz w:val="32"/>
+          <w:szCs w:val="32"/>
+        </w:rPr>
+        <w:t>Ordena</w:t>
+      </w:r>
+      <w:proofErr w:type="gramEnd"/>
+      <w:r>
+        <w:rPr>
+          <w:rFonts w:ascii="Arial" w:hAnsi="Arial" w:cs="Arial"/>
+          <w:sz w:val="32"/>
+          <w:szCs w:val="32"/>
+        </w:rPr>
+        <w:t xml:space="preserve"> que o que estiver dentro do iframe, não vai capturar informações do usuário.</w:t>
+      </w:r>
+    </w:p>
+    <w:p>
+      <w:pPr>
+        <w:rPr>
+          <w:rFonts w:ascii="Arial" w:hAnsi="Arial" w:cs="Arial"/>
+          <w:sz w:val="32"/>
+          <w:szCs w:val="32"/>
+        </w:rPr>
+      </w:pPr>
+      <w:proofErr w:type="spellStart"/>
+      <w:r>
+        <w:rPr>
+          <w:rFonts w:ascii="Arial" w:hAnsi="Arial" w:cs="Arial"/>
+          <w:b/>
+          <w:bCs/>
+          <w:sz w:val="32"/>
+          <w:szCs w:val="32"/>
+        </w:rPr>
+        <w:t>Sandbox</w:t>
+      </w:r>
+      <w:proofErr w:type="spellEnd"/>
+      <w:proofErr w:type="gramStart"/>
+      <w:r>
+        <w:rPr>
+          <w:rFonts w:ascii="Arial" w:hAnsi="Arial" w:cs="Arial"/>
+          <w:b/>
+          <w:bCs/>
+          <w:sz w:val="32"/>
+          <w:szCs w:val="32"/>
+        </w:rPr>
+        <w:t>=”</w:t>
+      </w:r>
+      <w:proofErr w:type="spellStart"/>
+      <w:r>
+        <w:rPr>
+          <w:rFonts w:ascii="Arial" w:hAnsi="Arial" w:cs="Arial"/>
+          <w:b/>
+          <w:bCs/>
+          <w:sz w:val="32"/>
+          <w:szCs w:val="32"/>
+        </w:rPr>
+        <w:t>allow</w:t>
+      </w:r>
+      <w:proofErr w:type="gramEnd"/>
+      <w:r>
+        <w:rPr>
+          <w:rFonts w:ascii="Arial" w:hAnsi="Arial" w:cs="Arial"/>
+          <w:b/>
+          <w:bCs/>
+          <w:sz w:val="32"/>
+          <w:szCs w:val="32"/>
+        </w:rPr>
+        <w:t>-same-origin</w:t>
+      </w:r>
+      <w:proofErr w:type="spellEnd"/>
+      <w:r>
+        <w:rPr>
+          <w:rFonts w:ascii="Arial" w:hAnsi="Arial" w:cs="Arial"/>
+          <w:b/>
+          <w:bCs/>
+          <w:sz w:val="32"/>
+          <w:szCs w:val="32"/>
+        </w:rPr>
+        <w:t xml:space="preserve">”; </w:t>
+      </w:r>
+      <w:proofErr w:type="gramStart"/>
+      <w:r>
+        <w:rPr>
+          <w:rFonts w:ascii="Arial" w:hAnsi="Arial" w:cs="Arial"/>
+          <w:sz w:val="32"/>
+          <w:szCs w:val="32"/>
+        </w:rPr>
+        <w:t>Permite</w:t>
+      </w:r>
+      <w:proofErr w:type="gramEnd"/>
+      <w:r>
+        <w:rPr>
+          <w:rFonts w:ascii="Arial" w:hAnsi="Arial" w:cs="Arial"/>
+          <w:sz w:val="32"/>
+          <w:szCs w:val="32"/>
+        </w:rPr>
+        <w:t xml:space="preserve"> acessos da mesma origem, que estejam dentro do sistema interno.</w:t>
+      </w:r>
+    </w:p>
+    <w:p>
+      <w:pPr>
+        <w:rPr>
+          <w:rFonts w:ascii="Arial" w:hAnsi="Arial" w:cs="Arial"/>
+          <w:sz w:val="32"/>
+          <w:szCs w:val="32"/>
+        </w:rPr>
+      </w:pPr>
+      <w:proofErr w:type="spellStart"/>
+      <w:r>
+        <w:rPr>
+          <w:rFonts w:ascii="Arial" w:hAnsi="Arial" w:cs="Arial"/>
+          <w:b/>
+          <w:bCs/>
+          <w:sz w:val="32"/>
+          <w:szCs w:val="32"/>
+        </w:rPr>
+        <w:lastRenderedPageBreak/>
+        <w:t>Sandbox</w:t>
+      </w:r>
+      <w:proofErr w:type="spellEnd"/>
+      <w:proofErr w:type="gramStart"/>
+      <w:r>
+        <w:rPr>
+          <w:rFonts w:ascii="Arial" w:hAnsi="Arial" w:cs="Arial"/>
+          <w:b/>
+          <w:bCs/>
+          <w:sz w:val="32"/>
+          <w:szCs w:val="32"/>
+        </w:rPr>
+        <w:t>=”</w:t>
+      </w:r>
+      <w:proofErr w:type="spellStart"/>
+      <w:r>
+        <w:rPr>
+          <w:rFonts w:ascii="Arial" w:hAnsi="Arial" w:cs="Arial"/>
+          <w:b/>
+          <w:bCs/>
+          <w:sz w:val="32"/>
+          <w:szCs w:val="32"/>
+        </w:rPr>
+        <w:t>allow</w:t>
+      </w:r>
+      <w:proofErr w:type="gramEnd"/>
+      <w:r>
+        <w:rPr>
+          <w:rFonts w:ascii="Arial" w:hAnsi="Arial" w:cs="Arial"/>
+          <w:b/>
+          <w:bCs/>
+          <w:sz w:val="32"/>
+          <w:szCs w:val="32"/>
+        </w:rPr>
+        <w:t>-same-origin</w:t>
+      </w:r>
+      <w:proofErr w:type="spellEnd"/>
+      <w:r>
+        <w:rPr>
+          <w:rFonts w:ascii="Arial" w:hAnsi="Arial" w:cs="Arial"/>
+          <w:b/>
+          <w:bCs/>
+          <w:sz w:val="32"/>
+          <w:szCs w:val="32"/>
+        </w:rPr>
+        <w:t xml:space="preserve"> </w:t>
+      </w:r>
+      <w:proofErr w:type="spellStart"/>
+      <w:r>
+        <w:rPr>
+          <w:rFonts w:ascii="Arial" w:hAnsi="Arial" w:cs="Arial"/>
+          <w:b/>
+          <w:bCs/>
+          <w:sz w:val="32"/>
+          <w:szCs w:val="32"/>
+        </w:rPr>
+        <w:t>allow-forms</w:t>
+      </w:r>
+      <w:proofErr w:type="spellEnd"/>
+      <w:r>
+        <w:rPr>
+          <w:rFonts w:ascii="Arial" w:hAnsi="Arial" w:cs="Arial"/>
+          <w:b/>
+          <w:bCs/>
+          <w:sz w:val="32"/>
+          <w:szCs w:val="32"/>
+        </w:rPr>
+        <w:t xml:space="preserve"> </w:t>
+      </w:r>
+      <w:proofErr w:type="spellStart"/>
+      <w:r>
+        <w:rPr>
+          <w:rFonts w:ascii="Arial" w:hAnsi="Arial" w:cs="Arial"/>
+          <w:b/>
+          <w:bCs/>
+          <w:sz w:val="32"/>
+          <w:szCs w:val="32"/>
+        </w:rPr>
+        <w:t>allow</w:t>
+      </w:r>
+      <w:proofErr w:type="spellEnd"/>
+      <w:r>
+        <w:rPr>
+          <w:rFonts w:ascii="Arial" w:hAnsi="Arial" w:cs="Arial"/>
+          <w:b/>
+          <w:bCs/>
+          <w:sz w:val="32"/>
+          <w:szCs w:val="32"/>
+        </w:rPr>
+        <w:t>-scripts</w:t>
+      </w:r>
+      <w:r>
+        <w:rPr>
+          <w:rFonts w:ascii="Arial" w:hAnsi="Arial" w:cs="Arial"/>
+          <w:b/>
+          <w:bCs/>
+          <w:sz w:val="32"/>
+          <w:szCs w:val="32"/>
+        </w:rPr>
+        <w:t>”;</w:t>
+      </w:r>
+      <w:r>
+        <w:rPr>
+          <w:rFonts w:ascii="Arial" w:hAnsi="Arial" w:cs="Arial"/>
+          <w:b/>
+          <w:bCs/>
+          <w:sz w:val="32"/>
+          <w:szCs w:val="32"/>
+        </w:rPr>
+        <w:t xml:space="preserve"> </w:t>
+      </w:r>
+      <w:proofErr w:type="gramStart"/>
+      <w:r>
+        <w:rPr>
+          <w:rFonts w:ascii="Arial" w:hAnsi="Arial" w:cs="Arial"/>
+          <w:sz w:val="32"/>
+          <w:szCs w:val="32"/>
+        </w:rPr>
+        <w:t>Permite</w:t>
+      </w:r>
+      <w:proofErr w:type="gramEnd"/>
+      <w:r>
+        <w:rPr>
+          <w:rFonts w:ascii="Arial" w:hAnsi="Arial" w:cs="Arial"/>
+          <w:sz w:val="32"/>
+          <w:szCs w:val="32"/>
+        </w:rPr>
+        <w:t xml:space="preserve"> acessos da mesma origem, que estejam dentro do sistema interno</w:t>
+      </w:r>
+      <w:r>
+        <w:rPr>
+          <w:rFonts w:ascii="Arial" w:hAnsi="Arial" w:cs="Arial"/>
+          <w:sz w:val="32"/>
+          <w:szCs w:val="32"/>
+        </w:rPr>
+        <w:t>, formulários e scripts.</w:t>
+      </w:r>
+      <w:bookmarkEnd w:id="0"/>
     </w:p>
     <w:sectPr>
       <w:pgSz w:w="11906" w:h="16838"/>
